--- a/doc/詩/宋朝/林升/林升-題臨安邸.docx
+++ b/doc/詩/宋朝/林升/林升-題臨安邸.docx
@@ -1,6 +1,6 @@
 
 <file path=word/document.xml><?xml version="1.0" encoding="utf-8"?>
-<w:document xmlns:wpc="http://schemas.microsoft.com/office/word/2010/wordprocessingCanvas" xmlns:cx="http://schemas.microsoft.com/office/drawing/2014/chartex" xmlns:cx1="http://schemas.microsoft.com/office/drawing/2015/9/8/chartex" xmlns:cx2="http://schemas.microsoft.com/office/drawing/2015/10/21/chartex" xmlns:cx3="http://schemas.microsoft.com/office/drawing/2016/5/9/chartex" xmlns:cx4="http://schemas.microsoft.com/office/drawing/2016/5/10/chartex" xmlns:cx5="http://schemas.microsoft.com/office/drawing/2016/5/11/chartex" xmlns:cx6="http://schemas.microsoft.com/office/drawing/2016/5/12/chartex" xmlns:cx7="http://schemas.microsoft.com/office/drawing/2016/5/13/chartex" xmlns:cx8="http://schemas.microsoft.com/office/drawing/2016/5/14/chartex" xmlns:mc="http://schemas.openxmlformats.org/markup-compatibility/2006" xmlns:aink="http://schemas.microsoft.com/office/drawing/2016/ink" xmlns:am3d="http://schemas.microsoft.com/office/drawing/2017/model3d" xmlns:o="urn:schemas-microsoft-com:office:office" xmlns:oel="http://schemas.microsoft.com/office/2019/extlst" xmlns:r="http://schemas.openxmlformats.org/officeDocument/2006/relationships" xmlns:m="http://schemas.openxmlformats.org/officeDocument/2006/math" xmlns:v="urn:schemas-microsoft-com:vml" xmlns:wp14="http://schemas.microsoft.com/office/word/2010/wordprocessingDrawing" xmlns:wp="http://schemas.openxmlformats.org/drawingml/2006/wordprocessingDrawing" xmlns:w10="urn:schemas-microsoft-com:office:word" xmlns:w="http://schemas.openxmlformats.org/wordprocessingml/2006/main" xmlns:w14="http://schemas.microsoft.com/office/word/2010/wordml" xmlns:w15="http://schemas.microsoft.com/office/word/2012/wordml" xmlns:w16cex="http://schemas.microsoft.com/office/word/2018/wordml/cex" xmlns:w16cid="http://schemas.microsoft.com/office/word/2016/wordml/cid" xmlns:w16="http://schemas.microsoft.com/office/word/2018/wordml" xmlns:w16du="http://schemas.microsoft.com/office/word/2023/wordml/word16du" xmlns:w16sdtdh="http://schemas.microsoft.com/office/word/2020/wordml/sdtdatahash" xmlns:w16se="http://schemas.microsoft.com/office/word/2015/wordml/symex" xmlns:wpg="http://schemas.microsoft.com/office/word/2010/wordprocessingGroup" xmlns:wpi="http://schemas.microsoft.com/office/word/2010/wordprocessingInk" xmlns:wne="http://schemas.microsoft.com/office/word/2006/wordml" xmlns:wps="http://schemas.microsoft.com/office/word/2010/wordprocessingShape" mc:Ignorable="w14 w15 w16se w16cid w16 w16cex w16sdtdh wp14">
+<w:document xmlns:wpc="http://schemas.microsoft.com/office/word/2010/wordprocessingCanvas" xmlns:cx="http://schemas.microsoft.com/office/drawing/2014/chartex" xmlns:cx1="http://schemas.microsoft.com/office/drawing/2015/9/8/chartex" xmlns:cx2="http://schemas.microsoft.com/office/drawing/2015/10/21/chartex" xmlns:cx3="http://schemas.microsoft.com/office/drawing/2016/5/9/chartex" xmlns:cx4="http://schemas.microsoft.com/office/drawing/2016/5/10/chartex" xmlns:cx5="http://schemas.microsoft.com/office/drawing/2016/5/11/chartex" xmlns:cx6="http://schemas.microsoft.com/office/drawing/2016/5/12/chartex" xmlns:cx7="http://schemas.microsoft.com/office/drawing/2016/5/13/chartex" xmlns:cx8="http://schemas.microsoft.com/office/drawing/2016/5/14/chartex" xmlns:mc="http://schemas.openxmlformats.org/markup-compatibility/2006" xmlns:aink="http://schemas.microsoft.com/office/drawing/2016/ink" xmlns:am3d="http://schemas.microsoft.com/office/drawing/2017/model3d" xmlns:o="urn:schemas-microsoft-com:office:office" xmlns:r="http://schemas.openxmlformats.org/officeDocument/2006/relationships" xmlns:m="http://schemas.openxmlformats.org/officeDocument/2006/math" xmlns:v="urn:schemas-microsoft-com:vml" xmlns:wp14="http://schemas.microsoft.com/office/word/2010/wordprocessingDrawing" xmlns:wp="http://schemas.openxmlformats.org/drawingml/2006/wordprocessingDrawing" xmlns:w10="urn:schemas-microsoft-com:office:word" xmlns:w="http://schemas.openxmlformats.org/wordprocessingml/2006/main" xmlns:w14="http://schemas.microsoft.com/office/word/2010/wordml" xmlns:w15="http://schemas.microsoft.com/office/word/2012/wordml" xmlns:w16cex="http://schemas.microsoft.com/office/word/2018/wordml/cex" xmlns:w16cid="http://schemas.microsoft.com/office/word/2016/wordml/cid" xmlns:w16="http://schemas.microsoft.com/office/word/2018/wordml" xmlns:w16sdtdh="http://schemas.microsoft.com/office/word/2020/wordml/sdtdatahash" xmlns:w16se="http://schemas.microsoft.com/office/word/2015/wordml/symex" xmlns:wpg="http://schemas.microsoft.com/office/word/2010/wordprocessingGroup" xmlns:wpi="http://schemas.microsoft.com/office/word/2010/wordprocessingInk" xmlns:wne="http://schemas.microsoft.com/office/word/2006/wordml" xmlns:wps="http://schemas.microsoft.com/office/word/2010/wordprocessingShape" mc:Ignorable="w14 w15 w16se w16cid w16 w16cex w16sdtdh wp14">
   <w:body>
     <w:p>
       <w:pPr>
@@ -10,7 +10,6 @@
           <w:sz w:val="52"/>
         </w:rPr>
       </w:pPr>
-      <w:proofErr w:type="gramStart"/>
       <w:r>
         <w:rPr>
           <w:rFonts w:hint="eastAsia"/>
@@ -47,7 +46,6 @@
         </w:rPr>
         <w:t>》</w:t>
       </w:r>
-      <w:proofErr w:type="gramEnd"/>
       <w:r>
         <w:rPr>
           <w:rFonts w:hint="eastAsia"/>
@@ -103,9 +101,8 @@
           <w:sz w:val="30"/>
           <w:szCs w:val="30"/>
         </w:rPr>
-        <w:t>山外青山</w:t>
-      </w:r>
-      <w:proofErr w:type="gramStart"/>
+        <w:t>山外青山樓外樓，西湖歌舞幾時休？暖風</w:t>
+      </w:r>
       <w:r>
         <w:rPr>
           <w:rFonts w:hint="eastAsia"/>
@@ -113,9 +110,8 @@
           <w:sz w:val="30"/>
           <w:szCs w:val="30"/>
         </w:rPr>
-        <w:t>樓外樓</w:t>
-      </w:r>
-      <w:proofErr w:type="gramEnd"/>
+        <w:t>熏</w:t>
+      </w:r>
       <w:r>
         <w:rPr>
           <w:rFonts w:hint="eastAsia"/>
@@ -123,85 +119,7 @@
           <w:sz w:val="30"/>
           <w:szCs w:val="30"/>
         </w:rPr>
-        <w:t>，西湖歌舞</w:t>
-      </w:r>
-      <w:proofErr w:type="gramStart"/>
-      <w:r>
-        <w:rPr>
-          <w:rFonts w:hint="eastAsia"/>
-          <w:color w:val="0F0F0F"/>
-          <w:sz w:val="30"/>
-          <w:szCs w:val="30"/>
-        </w:rPr>
-        <w:t>幾時休</w:t>
-      </w:r>
-      <w:proofErr w:type="gramEnd"/>
-      <w:r>
-        <w:rPr>
-          <w:rFonts w:hint="eastAsia"/>
-          <w:color w:val="0F0F0F"/>
-          <w:sz w:val="30"/>
-          <w:szCs w:val="30"/>
-        </w:rPr>
-        <w:t>？</w:t>
-      </w:r>
-      <w:proofErr w:type="gramStart"/>
-      <w:r>
-        <w:rPr>
-          <w:rFonts w:hint="eastAsia"/>
-          <w:color w:val="0F0F0F"/>
-          <w:sz w:val="30"/>
-          <w:szCs w:val="30"/>
-        </w:rPr>
-        <w:t>暖風</w:t>
-      </w:r>
-      <w:r>
-        <w:rPr>
-          <w:rFonts w:hint="eastAsia"/>
-          <w:color w:val="0F0F0F"/>
-          <w:sz w:val="30"/>
-          <w:szCs w:val="30"/>
-        </w:rPr>
-        <w:t>熏</w:t>
-      </w:r>
-      <w:r>
-        <w:rPr>
-          <w:rFonts w:hint="eastAsia"/>
-          <w:color w:val="0F0F0F"/>
-          <w:sz w:val="30"/>
-          <w:szCs w:val="30"/>
-        </w:rPr>
-        <w:t>得</w:t>
-      </w:r>
-      <w:proofErr w:type="gramEnd"/>
-      <w:r>
-        <w:rPr>
-          <w:rFonts w:hint="eastAsia"/>
-          <w:color w:val="0F0F0F"/>
-          <w:sz w:val="30"/>
-          <w:szCs w:val="30"/>
-        </w:rPr>
-        <w:t>遊人醉，直把杭州作</w:t>
-      </w:r>
-      <w:proofErr w:type="gramStart"/>
-      <w:r>
-        <w:rPr>
-          <w:rFonts w:hint="eastAsia"/>
-          <w:color w:val="0F0F0F"/>
-          <w:sz w:val="30"/>
-          <w:szCs w:val="30"/>
-        </w:rPr>
-        <w:t>汴</w:t>
-      </w:r>
-      <w:proofErr w:type="gramEnd"/>
-      <w:r>
-        <w:rPr>
-          <w:rFonts w:hint="eastAsia"/>
-          <w:color w:val="0F0F0F"/>
-          <w:sz w:val="30"/>
-          <w:szCs w:val="30"/>
-        </w:rPr>
-        <w:t>州。</w:t>
+        <w:t>得遊人醉，直把杭州作汴州。</w:t>
       </w:r>
     </w:p>
     <w:p>
@@ -230,7 +148,7 @@
           <w:ilvl w:val="0"/>
           <w:numId w:val="25"/>
         </w:numPr>
-        <w:spacing w:after="0" w:line="380" w:lineRule="exact"/>
+        <w:spacing w:after="0" w:line="360" w:lineRule="exact"/>
         <w:ind w:leftChars="0" w:left="482" w:right="0" w:hanging="482"/>
         <w:rPr>
           <w:szCs w:val="28"/>
@@ -290,27 +208,18 @@
           <w:ilvl w:val="0"/>
           <w:numId w:val="25"/>
         </w:numPr>
-        <w:spacing w:after="0" w:line="380" w:lineRule="exact"/>
+        <w:spacing w:after="0" w:line="360" w:lineRule="exact"/>
         <w:ind w:leftChars="0" w:left="482" w:right="0" w:hanging="482"/>
         <w:rPr>
           <w:szCs w:val="28"/>
         </w:rPr>
       </w:pPr>
-      <w:proofErr w:type="gramStart"/>
-      <w:r>
-        <w:rPr>
-          <w:szCs w:val="28"/>
-        </w:rPr>
-        <w:t>邸</w:t>
-      </w:r>
-      <w:proofErr w:type="gramEnd"/>
-      <w:r>
-        <w:rPr>
-          <w:szCs w:val="28"/>
-        </w:rPr>
-        <w:t>（</w:t>
-      </w:r>
-      <w:proofErr w:type="gramStart"/>
+      <w:r>
+        <w:rPr>
+          <w:szCs w:val="28"/>
+        </w:rPr>
+        <w:t>邸（</w:t>
+      </w:r>
       <w:r>
         <w:rPr>
           <w:rFonts w:hint="eastAsia"/>
@@ -320,7 +229,6 @@
         </w:rPr>
         <w:t>ㄉ一ˇ</w:t>
       </w:r>
-      <w:proofErr w:type="gramEnd"/>
       <w:r>
         <w:rPr>
           <w:szCs w:val="28"/>
@@ -335,7 +243,7 @@
           <w:ilvl w:val="0"/>
           <w:numId w:val="25"/>
         </w:numPr>
-        <w:spacing w:after="0" w:line="380" w:lineRule="exact"/>
+        <w:spacing w:after="0" w:line="360" w:lineRule="exact"/>
         <w:ind w:leftChars="0" w:left="482" w:right="0" w:hanging="482"/>
         <w:rPr>
           <w:szCs w:val="28"/>
@@ -345,7 +253,153 @@
         <w:rPr>
           <w:szCs w:val="28"/>
         </w:rPr>
-        <w:t>休：暫停、停、罷休。</w:t>
+        <w:t>暖風：這裡不僅指自然界和煦的春風，還指由歌舞所帶來的令人痴迷的</w:t>
+      </w:r>
+      <w:r>
+        <w:rPr>
+          <w:rFonts w:hint="eastAsia"/>
+          <w:szCs w:val="28"/>
+        </w:rPr>
+        <w:t>「</w:t>
+      </w:r>
+      <w:r>
+        <w:rPr>
+          <w:szCs w:val="28"/>
+        </w:rPr>
+        <w:t>暖風</w:t>
+      </w:r>
+      <w:r>
+        <w:rPr>
+          <w:rFonts w:hint="eastAsia"/>
+          <w:szCs w:val="28"/>
+        </w:rPr>
+        <w:t>」</w:t>
+      </w:r>
+      <w:r>
+        <w:rPr>
+          <w:rFonts w:hint="eastAsia"/>
+          <w:szCs w:val="28"/>
+        </w:rPr>
+        <w:t>--</w:t>
+      </w:r>
+      <w:r>
+        <w:rPr>
+          <w:szCs w:val="28"/>
+        </w:rPr>
+        <w:t>暗指</w:t>
+      </w:r>
+      <w:r>
+        <w:rPr>
+          <w:szCs w:val="28"/>
+          <w:u w:val="single"/>
+        </w:rPr>
+        <w:t>南宋</w:t>
+      </w:r>
+      <w:r>
+        <w:rPr>
+          <w:szCs w:val="28"/>
+        </w:rPr>
+        <w:t>朝廷的靡</w:t>
+      </w:r>
+      <w:r>
+        <w:rPr>
+          <w:rFonts w:hint="eastAsia"/>
+          <w:color w:val="0F0F0F"/>
+          <w:szCs w:val="28"/>
+        </w:rPr>
+        <w:t>(</w:t>
+      </w:r>
+      <w:r>
+        <w:rPr>
+          <w:rFonts w:hint="eastAsia"/>
+          <w:color w:val="FF0000"/>
+          <w:sz w:val="16"/>
+          <w:szCs w:val="16"/>
+        </w:rPr>
+        <w:t>ㄇㄧˇ</w:t>
+      </w:r>
+      <w:r>
+        <w:rPr>
+          <w:rFonts w:hint="eastAsia"/>
+          <w:color w:val="0F0F0F"/>
+          <w:szCs w:val="28"/>
+        </w:rPr>
+        <w:t>)</w:t>
+      </w:r>
+      <w:r>
+        <w:rPr>
+          <w:szCs w:val="28"/>
+        </w:rPr>
+        <w:t>靡之風。</w:t>
+      </w:r>
+    </w:p>
+    <w:p>
+      <w:pPr>
+        <w:pStyle w:val="a9"/>
+        <w:spacing w:after="0" w:line="360" w:lineRule="exact"/>
+        <w:ind w:leftChars="0" w:right="0" w:firstLine="0"/>
+        <w:rPr>
+          <w:szCs w:val="28"/>
+        </w:rPr>
+      </w:pPr>
+      <w:r>
+        <w:rPr>
+          <w:rFonts w:hint="eastAsia"/>
+          <w:color w:val="0F0F0F"/>
+          <w:szCs w:val="28"/>
+        </w:rPr>
+        <w:t>靡靡</w:t>
+      </w:r>
+      <w:r>
+        <w:rPr>
+          <w:rFonts w:hint="eastAsia"/>
+          <w:szCs w:val="28"/>
+        </w:rPr>
+        <w:t>：柔弱，萎靡</w:t>
+      </w:r>
+      <w:r>
+        <w:rPr>
+          <w:rFonts w:hint="eastAsia"/>
+          <w:szCs w:val="28"/>
+        </w:rPr>
+        <w:t>（</w:t>
+      </w:r>
+      <w:r>
+        <w:rPr>
+          <w:rFonts w:hint="eastAsia"/>
+          <w:color w:val="FF0000"/>
+          <w:sz w:val="16"/>
+          <w:szCs w:val="16"/>
+        </w:rPr>
+        <w:t>ㄨㄟ　ㄇ一ˇ</w:t>
+      </w:r>
+      <w:r>
+        <w:rPr>
+          <w:rFonts w:hint="eastAsia"/>
+          <w:szCs w:val="28"/>
+        </w:rPr>
+        <w:t>）</w:t>
+      </w:r>
+      <w:r>
+        <w:rPr>
+          <w:rFonts w:hint="eastAsia"/>
+          <w:szCs w:val="28"/>
+        </w:rPr>
+        <w:t>不振。指</w:t>
+      </w:r>
+      <w:r>
+        <w:rPr>
+          <w:rFonts w:hint="eastAsia"/>
+          <w:szCs w:val="28"/>
+        </w:rPr>
+        <w:t>頹</w:t>
+      </w:r>
+      <w:r>
+        <w:rPr>
+          <w:rFonts w:hint="eastAsia"/>
+          <w:szCs w:val="28"/>
+        </w:rPr>
+        <w:t>廢的、低级趣味的。</w:t>
       </w:r>
     </w:p>
     <w:p>
@@ -355,139 +409,38 @@
           <w:ilvl w:val="0"/>
           <w:numId w:val="25"/>
         </w:numPr>
-        <w:spacing w:after="0" w:line="380" w:lineRule="exact"/>
+        <w:spacing w:after="0" w:line="360" w:lineRule="exact"/>
         <w:ind w:leftChars="0" w:left="482" w:right="0" w:hanging="482"/>
         <w:rPr>
           <w:szCs w:val="28"/>
         </w:rPr>
       </w:pPr>
-      <w:proofErr w:type="gramStart"/>
-      <w:r>
-        <w:rPr>
-          <w:szCs w:val="28"/>
-        </w:rPr>
-        <w:t>暖風</w:t>
-      </w:r>
-      <w:proofErr w:type="gramEnd"/>
-      <w:r>
-        <w:rPr>
-          <w:szCs w:val="28"/>
-        </w:rPr>
-        <w:t>：這裡不僅指自然界和煦的春風，還指由歌舞所帶來的令人痴迷的“暖風”</w:t>
-      </w:r>
-      <w:r>
-        <w:rPr>
-          <w:rFonts w:hint="eastAsia"/>
-          <w:szCs w:val="28"/>
-        </w:rPr>
-        <w:t>--</w:t>
-      </w:r>
-      <w:r>
-        <w:rPr>
-          <w:szCs w:val="28"/>
-        </w:rPr>
-        <w:t>暗指</w:t>
-      </w:r>
-      <w:r>
-        <w:rPr>
-          <w:szCs w:val="28"/>
-          <w:u w:val="single"/>
-        </w:rPr>
-        <w:t>南宋</w:t>
-      </w:r>
-      <w:r>
-        <w:rPr>
-          <w:szCs w:val="28"/>
-        </w:rPr>
-        <w:t>朝廷的</w:t>
-      </w:r>
-      <w:proofErr w:type="gramStart"/>
-      <w:r>
-        <w:rPr>
-          <w:szCs w:val="28"/>
-        </w:rPr>
-        <w:t>靡</w:t>
-      </w:r>
-      <w:proofErr w:type="gramEnd"/>
-      <w:r>
-        <w:rPr>
-          <w:rFonts w:hint="eastAsia"/>
-          <w:color w:val="0F0F0F"/>
-          <w:szCs w:val="28"/>
-        </w:rPr>
-        <w:t>(</w:t>
-      </w:r>
-      <w:proofErr w:type="gramStart"/>
-      <w:r>
-        <w:rPr>
-          <w:rFonts w:hint="eastAsia"/>
-          <w:color w:val="FF0000"/>
-          <w:sz w:val="16"/>
-          <w:szCs w:val="16"/>
-        </w:rPr>
-        <w:t>ㄇㄧˇ</w:t>
-      </w:r>
-      <w:proofErr w:type="gramEnd"/>
-      <w:r>
-        <w:rPr>
-          <w:rFonts w:hint="eastAsia"/>
-          <w:color w:val="0F0F0F"/>
-          <w:szCs w:val="28"/>
-        </w:rPr>
-        <w:t>)</w:t>
-      </w:r>
-      <w:proofErr w:type="gramStart"/>
-      <w:r>
-        <w:rPr>
-          <w:szCs w:val="28"/>
-        </w:rPr>
-        <w:t>靡</w:t>
-      </w:r>
-      <w:proofErr w:type="gramEnd"/>
-      <w:r>
-        <w:rPr>
-          <w:szCs w:val="28"/>
-        </w:rPr>
-        <w:t>之風。</w:t>
-      </w:r>
-    </w:p>
-    <w:p>
-      <w:pPr>
-        <w:pStyle w:val="a9"/>
-        <w:spacing w:after="0" w:line="380" w:lineRule="exact"/>
-        <w:ind w:leftChars="0" w:right="0" w:firstLine="0"/>
-        <w:rPr>
-          <w:szCs w:val="28"/>
-        </w:rPr>
-      </w:pPr>
-      <w:r>
-        <w:rPr>
-          <w:rFonts w:hint="eastAsia"/>
-          <w:color w:val="0F0F0F"/>
-          <w:szCs w:val="28"/>
-        </w:rPr>
-        <w:t>靡靡</w:t>
-      </w:r>
-      <w:r>
-        <w:rPr>
-          <w:rFonts w:hint="eastAsia"/>
-          <w:szCs w:val="28"/>
-        </w:rPr>
-        <w:t>：柔弱，萎靡不振。指</w:t>
-      </w:r>
-      <w:r>
-        <w:rPr>
-          <w:rFonts w:hint="eastAsia"/>
-          <w:szCs w:val="28"/>
-        </w:rPr>
-        <w:t>頹</w:t>
-      </w:r>
-      <w:r>
-        <w:rPr>
-          <w:rFonts w:hint="eastAsia"/>
-          <w:szCs w:val="28"/>
-        </w:rPr>
-        <w:t>廢的、低级趣味的。</w:t>
+      <w:r>
+        <w:rPr>
+          <w:szCs w:val="28"/>
+        </w:rPr>
+        <w:t>熏：（煙、氣等）接觸物體，使變顏色或沾上氣味。</w:t>
+      </w:r>
+      <w:r>
+        <w:rPr>
+          <w:rFonts w:hint="eastAsia"/>
+          <w:szCs w:val="28"/>
+        </w:rPr>
+        <w:t>通「</w:t>
+      </w:r>
+      <w:r>
+        <w:rPr>
+          <w:rFonts w:hint="eastAsia"/>
+          <w:szCs w:val="28"/>
+        </w:rPr>
+        <w:t>薰</w:t>
+      </w:r>
+      <w:r>
+        <w:rPr>
+          <w:rFonts w:hint="eastAsia"/>
+          <w:szCs w:val="28"/>
+        </w:rPr>
+        <w:t>」。</w:t>
       </w:r>
     </w:p>
     <w:p>
@@ -497,54 +450,73 @@
           <w:ilvl w:val="0"/>
           <w:numId w:val="25"/>
         </w:numPr>
-        <w:spacing w:after="0" w:line="380" w:lineRule="exact"/>
+        <w:spacing w:after="0" w:line="360" w:lineRule="exact"/>
         <w:ind w:leftChars="0" w:left="482" w:right="0" w:hanging="482"/>
         <w:rPr>
-          <w:szCs w:val="28"/>
-        </w:rPr>
-      </w:pPr>
-      <w:r>
-        <w:rPr>
-          <w:szCs w:val="28"/>
-        </w:rPr>
-        <w:t>熏：（煙、氣等）接觸物體，</w:t>
-      </w:r>
-      <w:proofErr w:type="gramStart"/>
-      <w:r>
-        <w:rPr>
-          <w:szCs w:val="28"/>
-        </w:rPr>
-        <w:t>使變顏色</w:t>
-      </w:r>
-      <w:proofErr w:type="gramEnd"/>
-      <w:r>
-        <w:rPr>
-          <w:szCs w:val="28"/>
-        </w:rPr>
-        <w:t>或沾上氣味。</w:t>
-      </w:r>
-      <w:r>
-        <w:rPr>
-          <w:rFonts w:hint="eastAsia"/>
-          <w:szCs w:val="28"/>
-        </w:rPr>
-        <w:t>通「</w:t>
-      </w:r>
-      <w:proofErr w:type="gramStart"/>
-      <w:r>
-        <w:rPr>
-          <w:rFonts w:hint="eastAsia"/>
-          <w:szCs w:val="28"/>
-        </w:rPr>
-        <w:t>薰</w:t>
-      </w:r>
-      <w:proofErr w:type="gramEnd"/>
-      <w:r>
-        <w:rPr>
-          <w:rFonts w:hint="eastAsia"/>
-          <w:szCs w:val="28"/>
-        </w:rPr>
-        <w:t>」。</w:t>
+          <w:spacing w:val="-10"/>
+          <w:szCs w:val="28"/>
+        </w:rPr>
+      </w:pPr>
+      <w:r>
+        <w:rPr>
+          <w:spacing w:val="-10"/>
+          <w:szCs w:val="28"/>
+        </w:rPr>
+        <w:t>遊人：既指一般遊客，更是特指那些忘了國難，苟且偷安，尋歡作樂的</w:t>
+      </w:r>
+      <w:r>
+        <w:rPr>
+          <w:spacing w:val="-10"/>
+          <w:szCs w:val="28"/>
+          <w:u w:val="single"/>
+        </w:rPr>
+        <w:t>南宋</w:t>
+      </w:r>
+      <w:r>
+        <w:rPr>
+          <w:spacing w:val="-10"/>
+          <w:szCs w:val="28"/>
+        </w:rPr>
+        <w:t>貴族。</w:t>
+      </w:r>
+    </w:p>
+    <w:p>
+      <w:pPr>
+        <w:pStyle w:val="a9"/>
+        <w:spacing w:after="0" w:line="360" w:lineRule="exact"/>
+        <w:ind w:leftChars="0" w:right="0" w:firstLine="0"/>
+        <w:rPr>
+          <w:spacing w:val="-10"/>
+          <w:szCs w:val="28"/>
+        </w:rPr>
+      </w:pPr>
+      <w:r>
+        <w:rPr>
+          <w:rFonts w:hint="eastAsia"/>
+          <w:spacing w:val="-10"/>
+          <w:szCs w:val="28"/>
+        </w:rPr>
+        <w:t>苟且：不守禮法、不務實際或馬虎草率，得過且過。</w:t>
+      </w:r>
+    </w:p>
+    <w:p>
+      <w:pPr>
+        <w:pStyle w:val="a9"/>
+        <w:spacing w:after="0" w:line="360" w:lineRule="exact"/>
+        <w:ind w:leftChars="0" w:right="0" w:firstLine="0"/>
+        <w:rPr>
+          <w:rFonts w:hint="eastAsia"/>
+          <w:spacing w:val="-10"/>
+          <w:szCs w:val="28"/>
+        </w:rPr>
+      </w:pPr>
+      <w:r>
+        <w:rPr>
+          <w:rFonts w:hint="eastAsia"/>
+          <w:spacing w:val="-10"/>
+          <w:szCs w:val="28"/>
+        </w:rPr>
+        <w:t>苟且偷安：只圖眼前安逸，不做長遠計畫。</w:t>
       </w:r>
     </w:p>
     <w:p>
@@ -554,125 +526,17 @@
           <w:ilvl w:val="0"/>
           <w:numId w:val="25"/>
         </w:numPr>
-        <w:spacing w:after="0" w:line="380" w:lineRule="exact"/>
+        <w:spacing w:after="0" w:line="360" w:lineRule="exact"/>
         <w:ind w:leftChars="0" w:left="482" w:right="0" w:hanging="482"/>
         <w:rPr>
-          <w:spacing w:val="-10"/>
-          <w:szCs w:val="28"/>
-        </w:rPr>
-      </w:pPr>
-      <w:r>
-        <w:rPr>
-          <w:spacing w:val="-10"/>
-          <w:szCs w:val="28"/>
-        </w:rPr>
-        <w:t>遊人：</w:t>
-      </w:r>
-      <w:proofErr w:type="gramStart"/>
-      <w:r>
-        <w:rPr>
-          <w:spacing w:val="-10"/>
-          <w:szCs w:val="28"/>
-        </w:rPr>
-        <w:t>既指一般</w:t>
-      </w:r>
-      <w:proofErr w:type="gramEnd"/>
-      <w:r>
-        <w:rPr>
-          <w:spacing w:val="-10"/>
-          <w:szCs w:val="28"/>
-        </w:rPr>
-        <w:t>遊客，更是特指那些忘了國難，苟且偷安，尋歡作樂的</w:t>
-      </w:r>
-      <w:r>
-        <w:rPr>
-          <w:spacing w:val="-10"/>
-          <w:szCs w:val="28"/>
-          <w:u w:val="single"/>
-        </w:rPr>
-        <w:t>南宋</w:t>
-      </w:r>
-      <w:r>
-        <w:rPr>
-          <w:spacing w:val="-10"/>
-          <w:szCs w:val="28"/>
-        </w:rPr>
-        <w:t>貴族。</w:t>
-      </w:r>
-    </w:p>
-    <w:p>
-      <w:pPr>
-        <w:pStyle w:val="a9"/>
-        <w:spacing w:after="0" w:line="380" w:lineRule="exact"/>
-        <w:ind w:leftChars="0" w:right="0" w:firstLine="0"/>
-        <w:rPr>
-          <w:spacing w:val="-10"/>
-          <w:szCs w:val="28"/>
-        </w:rPr>
-      </w:pPr>
-      <w:r>
-        <w:rPr>
-          <w:rFonts w:hint="eastAsia"/>
-          <w:spacing w:val="-10"/>
-          <w:szCs w:val="28"/>
-        </w:rPr>
-        <w:t>苟且：不守禮法、不</w:t>
-      </w:r>
-      <w:proofErr w:type="gramStart"/>
-      <w:r>
-        <w:rPr>
-          <w:rFonts w:hint="eastAsia"/>
-          <w:spacing w:val="-10"/>
-          <w:szCs w:val="28"/>
-        </w:rPr>
-        <w:t>務</w:t>
-      </w:r>
-      <w:proofErr w:type="gramEnd"/>
-      <w:r>
-        <w:rPr>
-          <w:rFonts w:hint="eastAsia"/>
-          <w:spacing w:val="-10"/>
-          <w:szCs w:val="28"/>
-        </w:rPr>
-        <w:t>實際或馬虎草率，得過且過。</w:t>
-      </w:r>
-    </w:p>
-    <w:p>
-      <w:pPr>
-        <w:pStyle w:val="a9"/>
-        <w:spacing w:after="0" w:line="380" w:lineRule="exact"/>
-        <w:ind w:leftChars="0" w:right="0" w:firstLine="0"/>
-        <w:rPr>
-          <w:spacing w:val="-10"/>
-          <w:szCs w:val="28"/>
-        </w:rPr>
-      </w:pPr>
-      <w:r>
-        <w:rPr>
-          <w:rFonts w:hint="eastAsia"/>
-          <w:spacing w:val="-10"/>
-          <w:szCs w:val="28"/>
-        </w:rPr>
-        <w:t>苟且偷安：只圖眼前安逸，不做長遠計畫。</w:t>
-      </w:r>
-    </w:p>
-    <w:p>
-      <w:pPr>
-        <w:pStyle w:val="a9"/>
-        <w:spacing w:after="0" w:line="380" w:lineRule="exact"/>
-        <w:ind w:leftChars="0" w:right="0" w:firstLine="0"/>
-        <w:rPr>
-          <w:spacing w:val="-10"/>
-          <w:szCs w:val="28"/>
-        </w:rPr>
-      </w:pPr>
-      <w:r>
-        <w:rPr>
-          <w:rFonts w:hint="eastAsia"/>
-          <w:spacing w:val="-10"/>
-          <w:szCs w:val="28"/>
-        </w:rPr>
-        <w:t>【例】與其苟且偷安，不如奮力一搏，以開創新局。</w:t>
+          <w:szCs w:val="28"/>
+        </w:rPr>
+      </w:pPr>
+      <w:r>
+        <w:rPr>
+          <w:szCs w:val="28"/>
+        </w:rPr>
+        <w:t>直：簡直。</w:t>
       </w:r>
     </w:p>
     <w:p>
@@ -682,7 +546,7 @@
           <w:ilvl w:val="0"/>
           <w:numId w:val="25"/>
         </w:numPr>
-        <w:spacing w:after="0" w:line="380" w:lineRule="exact"/>
+        <w:spacing w:after="0" w:line="360" w:lineRule="exact"/>
         <w:ind w:leftChars="0" w:left="482" w:right="0" w:hanging="482"/>
         <w:rPr>
           <w:szCs w:val="28"/>
@@ -692,37 +556,8 @@
         <w:rPr>
           <w:szCs w:val="28"/>
         </w:rPr>
-        <w:t>直：簡直。</w:t>
-      </w:r>
-    </w:p>
-    <w:p>
-      <w:pPr>
-        <w:pStyle w:val="a9"/>
-        <w:numPr>
-          <w:ilvl w:val="0"/>
-          <w:numId w:val="25"/>
-        </w:numPr>
-        <w:spacing w:after="0" w:line="380" w:lineRule="exact"/>
-        <w:ind w:leftChars="0" w:left="482" w:right="0" w:hanging="482"/>
-        <w:rPr>
-          <w:szCs w:val="28"/>
-        </w:rPr>
-      </w:pPr>
-      <w:proofErr w:type="gramStart"/>
-      <w:r>
-        <w:rPr>
-          <w:szCs w:val="28"/>
-        </w:rPr>
-        <w:t>汴</w:t>
-      </w:r>
-      <w:proofErr w:type="gramEnd"/>
-      <w:r>
-        <w:rPr>
-          <w:szCs w:val="28"/>
-        </w:rPr>
-        <w:t>（</w:t>
-      </w:r>
-      <w:proofErr w:type="gramStart"/>
+        <w:t>汴（</w:t>
+      </w:r>
       <w:r>
         <w:rPr>
           <w:rFonts w:hint="eastAsia"/>
@@ -732,7 +567,6 @@
         </w:rPr>
         <w:t>ㄅㄧㄢˋ</w:t>
       </w:r>
-      <w:proofErr w:type="gramEnd"/>
       <w:r>
         <w:rPr>
           <w:szCs w:val="28"/>
@@ -811,6 +645,7 @@
       <w:pPr>
         <w:spacing w:after="0" w:line="420" w:lineRule="exact"/>
         <w:ind w:left="0" w:right="0" w:firstLine="0"/>
+        <w:jc w:val="both"/>
         <w:rPr>
           <w:szCs w:val="28"/>
         </w:rPr>
@@ -913,23 +748,13 @@
         </w:rPr>
         <w:t>首都</w:t>
       </w:r>
-      <w:proofErr w:type="gramStart"/>
       <w:r>
         <w:rPr>
           <w:rFonts w:hint="eastAsia"/>
           <w:szCs w:val="28"/>
           <w:u w:val="single"/>
         </w:rPr>
-        <w:t>汴</w:t>
-      </w:r>
-      <w:proofErr w:type="gramEnd"/>
-      <w:r>
-        <w:rPr>
-          <w:rFonts w:hint="eastAsia"/>
-          <w:szCs w:val="28"/>
-          <w:u w:val="single"/>
-        </w:rPr>
-        <w:t>州</w:t>
+        <w:t>汴州</w:t>
       </w:r>
       <w:r>
         <w:rPr>
@@ -943,6 +768,7 @@
       <w:pPr>
         <w:spacing w:beforeLines="50" w:before="120" w:after="0" w:line="440" w:lineRule="exact"/>
         <w:ind w:left="0" w:right="0" w:firstLine="0"/>
+        <w:jc w:val="both"/>
         <w:rPr>
           <w:sz w:val="32"/>
           <w:szCs w:val="32"/>
@@ -963,6 +789,7 @@
       <w:pPr>
         <w:spacing w:after="0" w:line="420" w:lineRule="exact"/>
         <w:ind w:left="-6" w:right="0" w:hanging="11"/>
+        <w:jc w:val="both"/>
         <w:rPr>
           <w:szCs w:val="28"/>
         </w:rPr>
@@ -981,35 +808,26 @@
         </w:rPr>
         <w:t>這是一首寫在</w:t>
       </w:r>
-      <w:proofErr w:type="gramStart"/>
-      <w:r>
-        <w:rPr>
-          <w:rFonts w:hint="eastAsia"/>
-          <w:szCs w:val="28"/>
-          <w:u w:val="single"/>
-        </w:rPr>
-        <w:t>臨安</w:t>
-      </w:r>
-      <w:r>
-        <w:rPr>
-          <w:rFonts w:hint="eastAsia"/>
-          <w:szCs w:val="28"/>
-        </w:rPr>
-        <w:t>城一家</w:t>
-      </w:r>
-      <w:proofErr w:type="gramEnd"/>
-      <w:r>
-        <w:rPr>
-          <w:rFonts w:hint="eastAsia"/>
-          <w:szCs w:val="28"/>
-        </w:rPr>
-        <w:t>旅店牆壁上的詩，是一首政治諷刺詩。《題臨安邸》表現了當時的社會。</w:t>
+      <w:r>
+        <w:rPr>
+          <w:rFonts w:hint="eastAsia"/>
+          <w:szCs w:val="28"/>
+        </w:rPr>
+        <w:t>臨安城</w:t>
+      </w:r>
+      <w:r>
+        <w:rPr>
+          <w:rFonts w:hint="eastAsia"/>
+          <w:szCs w:val="28"/>
+        </w:rPr>
+        <w:t>一家旅店牆壁上的詩，是一首政治諷刺詩。《題臨安邸》表現了當時的社會。</w:t>
       </w:r>
     </w:p>
     <w:p>
       <w:pPr>
         <w:spacing w:after="0" w:line="420" w:lineRule="exact"/>
         <w:ind w:left="-6" w:right="0" w:hanging="11"/>
+        <w:jc w:val="both"/>
         <w:rPr>
           <w:szCs w:val="28"/>
         </w:rPr>
@@ -1071,14 +889,7 @@
         <w:rPr>
           <w:szCs w:val="28"/>
         </w:rPr>
-        <w:t>，</w:t>
-      </w:r>
-      <w:proofErr w:type="gramStart"/>
-      <w:r>
-        <w:rPr>
-          <w:szCs w:val="28"/>
-        </w:rPr>
-        <w:t>俘虜了</w:t>
+        <w:t>，俘虜了</w:t>
       </w:r>
       <w:r>
         <w:rPr>
@@ -1087,7 +898,6 @@
         </w:rPr>
         <w:t>徽宗</w:t>
       </w:r>
-      <w:proofErr w:type="gramEnd"/>
       <w:r>
         <w:rPr>
           <w:szCs w:val="28"/>
@@ -1134,7 +944,6 @@
         </w:rPr>
         <w:t>人侵佔。</w:t>
       </w:r>
-      <w:proofErr w:type="gramStart"/>
       <w:r>
         <w:rPr>
           <w:szCs w:val="28"/>
@@ -1148,7 +957,6 @@
         </w:rPr>
         <w:t>逃到</w:t>
       </w:r>
-      <w:proofErr w:type="gramEnd"/>
       <w:r>
         <w:rPr>
           <w:szCs w:val="28"/>
@@ -1246,7 +1054,19 @@
         <w:rPr>
           <w:szCs w:val="28"/>
         </w:rPr>
-        <w:t>等愛國人士；政治上腐敗無能，達官顯貴一味縱情聲色，尋歡作樂。這首詩就是針對這種黑暗現實而作的，它</w:t>
+        <w:t>等愛國人士；政治上腐敗無能，達官顯貴一味縱情聲色</w:t>
+      </w:r>
+      <w:r>
+        <w:rPr>
+          <w:szCs w:val="28"/>
+        </w:rPr>
+        <w:br/>
+      </w:r>
+      <w:r>
+        <w:rPr>
+          <w:szCs w:val="28"/>
+        </w:rPr>
+        <w:t>，尋歡作樂。這首詩就是針對這種黑暗現實而作的，它</w:t>
       </w:r>
       <w:r>
         <w:rPr>
@@ -1295,61 +1115,25 @@
       <w:pPr>
         <w:spacing w:beforeLines="50" w:before="120" w:after="0" w:line="440" w:lineRule="exact"/>
         <w:ind w:left="-6" w:right="0" w:hanging="11"/>
-        <w:rPr>
-          <w:sz w:val="32"/>
-          <w:szCs w:val="32"/>
-        </w:rPr>
-      </w:pPr>
-      <w:r>
-        <w:rPr>
-          <w:rFonts w:hint="eastAsia"/>
-          <w:sz w:val="32"/>
-          <w:szCs w:val="32"/>
+        <w:jc w:val="both"/>
+        <w:rPr>
+          <w:szCs w:val="28"/>
+        </w:rPr>
+      </w:pPr>
+      <w:r>
+        <w:rPr>
+          <w:rFonts w:hint="eastAsia"/>
+          <w:szCs w:val="28"/>
           <w:bdr w:val="single" w:sz="4" w:space="0" w:color="auto"/>
         </w:rPr>
         <w:t>賞析</w:t>
-      </w:r>
-      <w:r>
-        <w:rPr>
-          <w:rFonts w:hint="eastAsia"/>
-          <w:sz w:val="32"/>
-          <w:szCs w:val="32"/>
-        </w:rPr>
-        <w:t xml:space="preserve"> </w:t>
-      </w:r>
-      <w:r>
-        <w:rPr>
-          <w:rFonts w:hint="eastAsia"/>
-          <w:sz w:val="32"/>
-          <w:szCs w:val="32"/>
-        </w:rPr>
-        <w:t xml:space="preserve"> </w:t>
-      </w:r>
-      <w:r>
-        <w:rPr>
-          <w:rFonts w:hint="eastAsia"/>
-        </w:rPr>
-        <w:t>(資料來源：</w:t>
-      </w:r>
-      <w:hyperlink r:id="rId8" w:history="1">
-        <w:r>
-          <w:rPr>
-            <w:rStyle w:val="a7"/>
-          </w:rPr>
-          <w:t>https://bit.ly/3UyVBUU</w:t>
-        </w:r>
-      </w:hyperlink>
-      <w:r>
-        <w:rPr>
-          <w:rFonts w:hint="eastAsia"/>
-        </w:rPr>
-        <w:t>)</w:t>
       </w:r>
     </w:p>
     <w:p>
       <w:pPr>
         <w:spacing w:after="0" w:line="420" w:lineRule="exact"/>
         <w:ind w:left="-6" w:right="0" w:hanging="11"/>
+        <w:jc w:val="both"/>
         <w:rPr>
           <w:szCs w:val="28"/>
         </w:rPr>
@@ -1366,175 +1150,524 @@
           <w:rFonts w:hint="eastAsia"/>
           <w:szCs w:val="28"/>
         </w:rPr>
-        <w:t>詩的頭兩句“山外青山樓外樓，西湖歌舞幾時休。</w:t>
-      </w:r>
-      <w:r>
-        <w:rPr>
-          <w:szCs w:val="28"/>
-        </w:rPr>
-        <w:t xml:space="preserve"> "抓住</w:t>
-      </w:r>
-      <w:proofErr w:type="gramStart"/>
-      <w:r>
-        <w:rPr>
+        <w:t>《題臨安邸》</w:t>
+      </w:r>
+      <w:r>
+        <w:rPr>
+          <w:rFonts w:hint="eastAsia"/>
+          <w:szCs w:val="28"/>
+        </w:rPr>
+        <w:t>這首詩作於</w:t>
+      </w:r>
+      <w:r>
+        <w:rPr>
+          <w:rFonts w:hint="eastAsia"/>
           <w:szCs w:val="28"/>
           <w:u w:val="single"/>
         </w:rPr>
+        <w:t>南宋</w:t>
+      </w:r>
+      <w:r>
+        <w:rPr>
+          <w:rFonts w:hint="eastAsia"/>
+          <w:szCs w:val="28"/>
+        </w:rPr>
+        <w:t>建都</w:t>
+      </w:r>
+      <w:r>
+        <w:rPr>
+          <w:rFonts w:hint="eastAsia"/>
+          <w:szCs w:val="28"/>
+          <w:u w:val="single"/>
+        </w:rPr>
         <w:t>臨安</w:t>
       </w:r>
       <w:r>
         <w:rPr>
-          <w:szCs w:val="28"/>
-        </w:rPr>
-        <w:t>城的</w:t>
-      </w:r>
-      <w:proofErr w:type="gramEnd"/>
-      <w:r>
-        <w:rPr>
-          <w:szCs w:val="28"/>
-        </w:rPr>
-        <w:t>特徵：重重疊疊的青山，</w:t>
-      </w:r>
-      <w:r>
-        <w:rPr>
+          <w:rFonts w:hint="eastAsia"/>
+          <w:szCs w:val="28"/>
+        </w:rPr>
+        <w:t>（今</w:t>
+      </w:r>
+      <w:r>
+        <w:rPr>
+          <w:rFonts w:hint="eastAsia"/>
+          <w:szCs w:val="28"/>
+          <w:u w:val="single"/>
+        </w:rPr>
+        <w:t>浙江</w:t>
+      </w:r>
+      <w:r>
+        <w:rPr>
+          <w:rFonts w:hint="eastAsia"/>
+          <w:szCs w:val="28"/>
+        </w:rPr>
+        <w:t xml:space="preserve"> </w:t>
+      </w:r>
+      <w:r>
+        <w:rPr>
+          <w:rFonts w:hint="eastAsia"/>
+          <w:szCs w:val="28"/>
+          <w:u w:val="single"/>
+        </w:rPr>
+        <w:t>杭州</w:t>
+      </w:r>
+      <w:r>
+        <w:rPr>
+          <w:rFonts w:hint="eastAsia"/>
+          <w:szCs w:val="28"/>
+        </w:rPr>
+        <w:t>）之後</w:t>
+      </w:r>
+      <w:r>
+        <w:rPr>
+          <w:rFonts w:hint="eastAsia"/>
+          <w:szCs w:val="28"/>
+        </w:rPr>
+        <w:t>，</w:t>
+      </w:r>
+      <w:r>
+        <w:rPr>
+          <w:rFonts w:hint="eastAsia"/>
+          <w:szCs w:val="28"/>
+        </w:rPr>
+        <w:t>作者</w:t>
+      </w:r>
+      <w:r>
+        <w:rPr>
+          <w:rFonts w:hint="eastAsia"/>
+          <w:szCs w:val="28"/>
+        </w:rPr>
+        <w:t>是</w:t>
+      </w:r>
+      <w:r>
+        <w:rPr>
+          <w:rFonts w:hint="eastAsia"/>
+          <w:szCs w:val="28"/>
+          <w:u w:val="single"/>
+        </w:rPr>
+        <w:t>南宋</w:t>
+      </w:r>
+      <w:r>
+        <w:rPr>
+          <w:rFonts w:hint="eastAsia"/>
+          <w:szCs w:val="28"/>
+        </w:rPr>
+        <w:t>詩人</w:t>
+      </w:r>
+      <w:r>
+        <w:rPr>
+          <w:rFonts w:hint="eastAsia"/>
+          <w:szCs w:val="28"/>
+          <w:u w:val="single"/>
+        </w:rPr>
+        <w:t>林升</w:t>
+      </w:r>
+      <w:r>
+        <w:rPr>
+          <w:rFonts w:hint="eastAsia"/>
+          <w:szCs w:val="28"/>
+        </w:rPr>
+        <w:t>，是</w:t>
+      </w:r>
+      <w:r>
+        <w:rPr>
+          <w:rFonts w:hint="eastAsia"/>
+          <w:szCs w:val="28"/>
+          <w:u w:val="single"/>
+        </w:rPr>
+        <w:t>中國</w:t>
+      </w:r>
+      <w:r>
+        <w:rPr>
+          <w:rFonts w:hint="eastAsia"/>
+          <w:szCs w:val="28"/>
+        </w:rPr>
+        <w:t>文學史上著名的諷刺與愛國詩作。</w:t>
+      </w:r>
+      <w:r>
+        <w:rPr>
+          <w:rFonts w:hint="eastAsia"/>
+          <w:szCs w:val="28"/>
+        </w:rPr>
+        <w:t>當時北方的故都</w:t>
+      </w:r>
+      <w:r>
+        <w:rPr>
+          <w:rFonts w:hint="eastAsia"/>
+          <w:szCs w:val="28"/>
+          <w:u w:val="single"/>
+        </w:rPr>
+        <w:t>汴州</w:t>
+      </w:r>
+      <w:r>
+        <w:rPr>
+          <w:rFonts w:hint="eastAsia"/>
+          <w:szCs w:val="28"/>
+        </w:rPr>
+        <w:t>（今</w:t>
+      </w:r>
+      <w:r>
+        <w:rPr>
+          <w:rFonts w:hint="eastAsia"/>
+          <w:szCs w:val="28"/>
+          <w:u w:val="single"/>
+        </w:rPr>
+        <w:t>河南</w:t>
+      </w:r>
+      <w:r>
+        <w:rPr>
+          <w:rFonts w:hint="eastAsia"/>
+          <w:szCs w:val="28"/>
+        </w:rPr>
+        <w:t xml:space="preserve"> </w:t>
+      </w:r>
+      <w:r>
+        <w:rPr>
+          <w:rFonts w:hint="eastAsia"/>
+          <w:szCs w:val="28"/>
+          <w:u w:val="single"/>
+        </w:rPr>
+        <w:t>開封</w:t>
+      </w:r>
+      <w:r>
+        <w:rPr>
+          <w:rFonts w:hint="eastAsia"/>
+          <w:szCs w:val="28"/>
+        </w:rPr>
+        <w:t>）已被</w:t>
+      </w:r>
+      <w:r>
+        <w:rPr>
+          <w:rFonts w:hint="eastAsia"/>
+          <w:szCs w:val="28"/>
+          <w:u w:val="single"/>
+        </w:rPr>
+        <w:t>金</w:t>
+      </w:r>
+      <w:r>
+        <w:rPr>
+          <w:rFonts w:hint="eastAsia"/>
+          <w:szCs w:val="28"/>
+        </w:rPr>
+        <w:t>軍攻陷，國土淪喪，中原百姓飽受摧殘。然而，</w:t>
+      </w:r>
+      <w:r>
+        <w:rPr>
+          <w:rFonts w:hint="eastAsia"/>
+          <w:szCs w:val="28"/>
+          <w:u w:val="single"/>
+        </w:rPr>
+        <w:t>南宋</w:t>
+      </w:r>
+      <w:r>
+        <w:rPr>
+          <w:rFonts w:hint="eastAsia"/>
+          <w:szCs w:val="28"/>
+        </w:rPr>
+        <w:t>朝廷的達官顯貴們卻偏安</w:t>
+      </w:r>
+      <w:r>
+        <w:rPr>
+          <w:rFonts w:hint="eastAsia"/>
+          <w:szCs w:val="28"/>
+          <w:u w:val="single"/>
+        </w:rPr>
+        <w:t>江南</w:t>
+      </w:r>
+      <w:r>
+        <w:rPr>
+          <w:rFonts w:hint="eastAsia"/>
+          <w:szCs w:val="28"/>
+        </w:rPr>
+        <w:t>，沉迷於</w:t>
+      </w:r>
+      <w:r>
+        <w:rPr>
+          <w:rFonts w:hint="eastAsia"/>
+          <w:szCs w:val="28"/>
+          <w:u w:val="single"/>
+        </w:rPr>
+        <w:t>西湖</w:t>
+      </w:r>
+      <w:r>
+        <w:rPr>
+          <w:rFonts w:hint="eastAsia"/>
+          <w:szCs w:val="28"/>
+        </w:rPr>
+        <w:t>的湖光山色與</w:t>
+      </w:r>
+      <w:r>
+        <w:rPr>
+          <w:rFonts w:hint="eastAsia"/>
           <w:b/>
           <w:bCs/>
           <w:szCs w:val="28"/>
         </w:rPr>
-        <w:t>鱗次櫛比</w:t>
-      </w:r>
-      <w:r>
-        <w:rPr>
-          <w:szCs w:val="28"/>
-        </w:rPr>
-        <w:t>的樓臺和無休止的</w:t>
-      </w:r>
-      <w:r>
-        <w:rPr>
+        <w:t>歌舞昇平</w:t>
+      </w:r>
+      <w:r>
+        <w:rPr>
+          <w:rFonts w:hint="eastAsia"/>
+          <w:szCs w:val="28"/>
+        </w:rPr>
+        <w:t>中，將國仇家恨拋諸腦後。</w:t>
+      </w:r>
+    </w:p>
+    <w:p>
+      <w:pPr>
+        <w:spacing w:after="0" w:line="420" w:lineRule="exact"/>
+        <w:ind w:left="-6" w:right="0" w:hanging="11"/>
+        <w:jc w:val="both"/>
+        <w:rPr>
+          <w:szCs w:val="28"/>
+        </w:rPr>
+      </w:pPr>
+      <w:r>
+        <w:rPr>
+          <w:rFonts w:hint="eastAsia"/>
+          <w:szCs w:val="28"/>
+        </w:rPr>
+        <w:t xml:space="preserve">　　</w:t>
+      </w:r>
+      <w:r>
+        <w:rPr>
+          <w:rFonts w:hint="eastAsia"/>
+          <w:szCs w:val="28"/>
+        </w:rPr>
+        <w:t>詩人開篇以重疊的「山外青山樓外樓」描繪出</w:t>
+      </w:r>
+      <w:r>
+        <w:rPr>
+          <w:rFonts w:hint="eastAsia"/>
+          <w:szCs w:val="28"/>
+          <w:u w:val="single"/>
+        </w:rPr>
+        <w:t>西湖</w:t>
+      </w:r>
+      <w:r>
+        <w:rPr>
+          <w:rFonts w:hint="eastAsia"/>
+          <w:szCs w:val="28"/>
+        </w:rPr>
+        <w:t>畔建築</w:t>
+      </w:r>
+      <w:r>
+        <w:rPr>
+          <w:rFonts w:hint="eastAsia"/>
           <w:b/>
           <w:bCs/>
           <w:szCs w:val="28"/>
         </w:rPr>
-        <w:t>輕歌曼舞</w:t>
-      </w:r>
-      <w:r>
-        <w:rPr>
-          <w:szCs w:val="28"/>
-        </w:rPr>
-        <w:t>，寫出當年虛假的繁榮太平景象。表達了當時詩人對統治者苟且偷生，整日陶醉於</w:t>
-      </w:r>
-      <w:r>
-        <w:rPr>
+        <w:t>鱗次櫛比</w:t>
+      </w:r>
+      <w:r>
+        <w:rPr>
+          <w:rFonts w:hint="eastAsia"/>
+          <w:szCs w:val="28"/>
+        </w:rPr>
+        <w:t>、青山連綿的繁華景象。這不僅僅是讚美風光，更是暗示達官權貴們興建園林別墅的</w:t>
+      </w:r>
+      <w:r>
+        <w:rPr>
+          <w:rFonts w:hint="eastAsia"/>
           <w:b/>
           <w:bCs/>
           <w:szCs w:val="28"/>
         </w:rPr>
-        <w:t>歌舞昇平</w:t>
-      </w:r>
-      <w:r>
-        <w:rPr>
-          <w:szCs w:val="28"/>
-        </w:rPr>
-        <w:t>、</w:t>
-      </w:r>
-      <w:r>
-        <w:rPr>
+        <w:t>奢侈</w:t>
+      </w:r>
+      <w:r>
+        <w:rPr>
+          <w:rFonts w:hint="eastAsia"/>
+          <w:szCs w:val="28"/>
+        </w:rPr>
+        <w:t>。緊</w:t>
+      </w:r>
+      <w:r>
+        <w:rPr>
+          <w:rFonts w:hint="eastAsia"/>
+          <w:szCs w:val="28"/>
+        </w:rPr>
+        <w:lastRenderedPageBreak/>
+        <w:t>接著一句「幾時休」，用沉重的質問打破了畫面的和諧，直接將矛頭指向那些日夜尋歡作樂、永無止境的歌舞宴會。</w:t>
+      </w:r>
+    </w:p>
+    <w:p>
+      <w:pPr>
+        <w:spacing w:after="0" w:line="420" w:lineRule="exact"/>
+        <w:ind w:left="-6" w:right="0" w:hanging="11"/>
+        <w:jc w:val="both"/>
+        <w:rPr>
+          <w:szCs w:val="28"/>
+        </w:rPr>
+      </w:pPr>
+      <w:r>
+        <w:rPr>
+          <w:rFonts w:hint="eastAsia"/>
+          <w:szCs w:val="28"/>
+        </w:rPr>
+        <w:t xml:space="preserve">　　</w:t>
+      </w:r>
+      <w:r>
+        <w:rPr>
+          <w:rFonts w:hint="eastAsia"/>
+          <w:szCs w:val="28"/>
+        </w:rPr>
+        <w:t>「暖風」表面上是指</w:t>
+      </w:r>
+      <w:r>
+        <w:rPr>
+          <w:rFonts w:hint="eastAsia"/>
+          <w:szCs w:val="28"/>
+          <w:u w:val="single"/>
+        </w:rPr>
+        <w:t>西湖</w:t>
+      </w:r>
+      <w:r>
+        <w:rPr>
+          <w:rFonts w:hint="eastAsia"/>
+          <w:szCs w:val="28"/>
+        </w:rPr>
+        <w:t>和煦的春風，實則暗指令人</w:t>
+      </w:r>
+      <w:r>
+        <w:rPr>
+          <w:rFonts w:hint="eastAsia"/>
           <w:b/>
           <w:bCs/>
           <w:szCs w:val="28"/>
         </w:rPr>
-        <w:t>醉生夢死</w:t>
-      </w:r>
-      <w:r>
-        <w:rPr>
-          <w:szCs w:val="28"/>
-        </w:rPr>
-        <w:t>生活的不滿與譴責。詩人觸景傷情，不禁長嘆：“西湖歌舞幾時休？</w:t>
-      </w:r>
-      <w:proofErr w:type="gramStart"/>
-      <w:r>
-        <w:rPr>
-          <w:szCs w:val="28"/>
-        </w:rPr>
-        <w:t>”</w:t>
-      </w:r>
-      <w:r>
-        <w:rPr>
-          <w:szCs w:val="28"/>
-          <w:u w:val="single"/>
-        </w:rPr>
-        <w:t>西子湖</w:t>
-      </w:r>
-      <w:r>
-        <w:rPr>
-          <w:szCs w:val="28"/>
-        </w:rPr>
-        <w:t>畔這些消磨人們抗</w:t>
-      </w:r>
-      <w:r>
-        <w:rPr>
-          <w:szCs w:val="28"/>
-          <w:u w:val="single"/>
-        </w:rPr>
-        <w:t>金</w:t>
-      </w:r>
-      <w:r>
-        <w:rPr>
-          <w:rFonts w:hint="eastAsia"/>
-          <w:szCs w:val="28"/>
-        </w:rPr>
-        <w:t>鬥</w:t>
-      </w:r>
-      <w:r>
-        <w:rPr>
-          <w:szCs w:val="28"/>
-        </w:rPr>
-        <w:t>志的</w:t>
-      </w:r>
-      <w:r>
-        <w:rPr>
+        <w:t>糜爛</w:t>
+      </w:r>
+      <w:r>
+        <w:rPr>
+          <w:rFonts w:hint="eastAsia"/>
+          <w:szCs w:val="28"/>
+        </w:rPr>
+        <w:t>的</w:t>
+      </w:r>
+      <w:r>
+        <w:rPr>
+          <w:rFonts w:hint="eastAsia"/>
           <w:b/>
           <w:bCs/>
           <w:szCs w:val="28"/>
         </w:rPr>
-        <w:t>淫靡</w:t>
-      </w:r>
-      <w:r>
-        <w:rPr>
-          <w:szCs w:val="28"/>
-        </w:rPr>
-        <w:t>歌舞</w:t>
-      </w:r>
-      <w:proofErr w:type="gramEnd"/>
-      <w:r>
-        <w:rPr>
-          <w:szCs w:val="28"/>
-        </w:rPr>
-        <w:t>，什麼時候才能罷休？</w:t>
+        <w:t>奢靡</w:t>
+      </w:r>
+      <w:r>
+        <w:rPr>
+          <w:rFonts w:hint="eastAsia"/>
+          <w:szCs w:val="28"/>
+        </w:rPr>
+        <w:t>之風。「熏」與「醉」二字用得極妙，生動地刻畫出那些權貴在安樂窩中自我麻醉、神魂顛倒的醜態。最辛辣的諷刺落在最後一句</w:t>
+      </w:r>
+      <w:r>
+        <w:rPr>
+          <w:rFonts w:hint="eastAsia"/>
+          <w:szCs w:val="28"/>
+        </w:rPr>
+        <w:t>--</w:t>
+      </w:r>
+      <w:r>
+        <w:rPr>
+          <w:rFonts w:hint="eastAsia"/>
+          <w:szCs w:val="28"/>
+        </w:rPr>
+        <w:t>這些人竟然「直把杭州作汴州」，把臨時偏安的</w:t>
+      </w:r>
+      <w:r>
+        <w:rPr>
+          <w:rFonts w:hint="eastAsia"/>
+          <w:szCs w:val="28"/>
+          <w:u w:val="single"/>
+        </w:rPr>
+        <w:t>臨安</w:t>
+      </w:r>
+      <w:r>
+        <w:rPr>
+          <w:rFonts w:hint="eastAsia"/>
+          <w:szCs w:val="28"/>
+        </w:rPr>
+        <w:t>，當成了已經淪陷的故都</w:t>
+      </w:r>
+      <w:r>
+        <w:rPr>
+          <w:rFonts w:hint="eastAsia"/>
+          <w:szCs w:val="28"/>
+          <w:u w:val="single"/>
+        </w:rPr>
+        <w:t>汴州</w:t>
+      </w:r>
+      <w:r>
+        <w:rPr>
+          <w:rFonts w:hint="eastAsia"/>
+          <w:szCs w:val="28"/>
+        </w:rPr>
+        <w:t>。他們忘記了</w:t>
+      </w:r>
+      <w:r>
+        <w:rPr>
+          <w:rFonts w:hint="eastAsia"/>
+          <w:szCs w:val="28"/>
+          <w:u w:val="single"/>
+        </w:rPr>
+        <w:t>汴州</w:t>
+      </w:r>
+      <w:r>
+        <w:rPr>
+          <w:rFonts w:hint="eastAsia"/>
+          <w:szCs w:val="28"/>
+        </w:rPr>
+        <w:t>是淪陷的恥辱之地，反而在此處重溫舊夢，繼續過著腐化的生活。</w:t>
       </w:r>
     </w:p>
     <w:p>
       <w:pPr>
-        <w:spacing w:after="0" w:line="400" w:lineRule="exact"/>
+        <w:spacing w:after="0" w:line="420" w:lineRule="exact"/>
         <w:ind w:left="-6" w:right="0" w:hanging="11"/>
-        <w:rPr>
-          <w:szCs w:val="28"/>
-        </w:rPr>
-      </w:pPr>
-      <w:r>
-        <w:rPr>
-          <w:rFonts w:hint="eastAsia"/>
-          <w:szCs w:val="28"/>
-        </w:rPr>
-        <w:lastRenderedPageBreak/>
-        <w:t xml:space="preserve">    </w:t>
-      </w:r>
-      <w:r>
-        <w:rPr>
-          <w:rFonts w:hint="eastAsia"/>
-          <w:szCs w:val="28"/>
-        </w:rPr>
-        <w:t>用“幾時休”三個字，責問統治者：</w:t>
+        <w:jc w:val="both"/>
+        <w:rPr>
+          <w:szCs w:val="28"/>
+        </w:rPr>
+      </w:pPr>
+      <w:r>
+        <w:rPr>
+          <w:rFonts w:hint="eastAsia"/>
+          <w:szCs w:val="28"/>
+        </w:rPr>
+        <w:t xml:space="preserve">　　</w:t>
+      </w:r>
+      <w:r>
+        <w:rPr>
+          <w:rFonts w:hint="eastAsia"/>
+          <w:szCs w:val="28"/>
+          <w:u w:val="single"/>
+        </w:rPr>
+        <w:t>林升</w:t>
+      </w:r>
+      <w:r>
+        <w:rPr>
+          <w:rFonts w:hint="eastAsia"/>
+          <w:szCs w:val="28"/>
+        </w:rPr>
+        <w:t>在此詩中運用了樂景襯哀情的手法。</w:t>
+      </w:r>
+      <w:r>
+        <w:rPr>
+          <w:rFonts w:hint="eastAsia"/>
+          <w:szCs w:val="28"/>
+          <w:u w:val="single"/>
+        </w:rPr>
+        <w:t>西湖</w:t>
+      </w:r>
+      <w:r>
+        <w:rPr>
+          <w:rFonts w:hint="eastAsia"/>
+          <w:szCs w:val="28"/>
+        </w:rPr>
+        <w:t>的風景越美、歌舞越熱鬧，就越顯出統治階層的腐敗與悲哀。全詩沒有一個字直接寫「痛」或「恨」，卻透過強烈的對比，將詩人對國家命運的深切擔憂，以及對當權者不思收復失地的</w:t>
       </w:r>
       <w:r>
         <w:rPr>
@@ -1543,404 +1676,55 @@
           <w:bCs/>
           <w:szCs w:val="28"/>
         </w:rPr>
-        <w:t>驕奢淫逸</w:t>
-      </w:r>
-      <w:r>
-        <w:rPr>
-          <w:rFonts w:hint="eastAsia"/>
-          <w:szCs w:val="28"/>
-        </w:rPr>
-        <w:t>的生活何時才能停止？言外之意是：抗</w:t>
-      </w:r>
-      <w:r>
-        <w:rPr>
-          <w:rFonts w:hint="eastAsia"/>
-          <w:szCs w:val="28"/>
-          <w:u w:val="single"/>
-        </w:rPr>
-        <w:t>金</w:t>
-      </w:r>
-      <w:r>
-        <w:rPr>
-          <w:rFonts w:hint="eastAsia"/>
-          <w:szCs w:val="28"/>
-        </w:rPr>
-        <w:t>復國的事業幾時能</w:t>
-      </w:r>
-      <w:r>
-        <w:rPr>
-          <w:rFonts w:hint="eastAsia"/>
-          <w:szCs w:val="28"/>
-        </w:rPr>
-        <w:t>著</w:t>
-      </w:r>
-      <w:r>
-        <w:rPr>
-          <w:rFonts w:hint="eastAsia"/>
-          <w:szCs w:val="28"/>
-        </w:rPr>
-        <w:t>手？又何時能開始？</w:t>
+        <w:t>憤懣</w:t>
+      </w:r>
+      <w:r>
+        <w:rPr>
+          <w:rFonts w:hint="eastAsia"/>
+          <w:szCs w:val="28"/>
+        </w:rPr>
+        <w:t>之情抒發得</w:t>
+      </w:r>
+      <w:r>
+        <w:rPr>
+          <w:rFonts w:hint="eastAsia"/>
+          <w:b/>
+          <w:bCs/>
+          <w:szCs w:val="28"/>
+        </w:rPr>
+        <w:t>淋漓盡致</w:t>
+      </w:r>
+      <w:r>
+        <w:rPr>
+          <w:rFonts w:hint="eastAsia"/>
+          <w:szCs w:val="28"/>
+        </w:rPr>
+        <w:t>。</w:t>
       </w:r>
     </w:p>
     <w:p>
       <w:pPr>
-        <w:spacing w:after="0" w:line="400" w:lineRule="exact"/>
+        <w:spacing w:after="0" w:line="420" w:lineRule="exact"/>
         <w:ind w:left="-6" w:right="0" w:hanging="11"/>
-        <w:rPr>
-          <w:szCs w:val="28"/>
-        </w:rPr>
-      </w:pPr>
-      <w:r>
-        <w:rPr>
-          <w:rFonts w:hint="eastAsia"/>
-          <w:szCs w:val="28"/>
-        </w:rPr>
-        <w:t xml:space="preserve">    </w:t>
-      </w:r>
-      <w:r>
-        <w:rPr>
-          <w:rFonts w:hint="eastAsia"/>
-          <w:szCs w:val="28"/>
-        </w:rPr>
-        <w:t>後兩句“暖風</w:t>
-      </w:r>
-      <w:r>
-        <w:rPr>
-          <w:rFonts w:hint="eastAsia"/>
-          <w:szCs w:val="28"/>
-        </w:rPr>
-        <w:t>熏</w:t>
-      </w:r>
-      <w:r>
-        <w:rPr>
-          <w:rFonts w:hint="eastAsia"/>
-          <w:szCs w:val="28"/>
-        </w:rPr>
-        <w:t>得遊人醉，直把杭州作</w:t>
-      </w:r>
-      <w:proofErr w:type="gramStart"/>
-      <w:r>
-        <w:rPr>
-          <w:rFonts w:hint="eastAsia"/>
-          <w:szCs w:val="28"/>
-        </w:rPr>
-        <w:t>汴</w:t>
-      </w:r>
-      <w:proofErr w:type="gramEnd"/>
-      <w:r>
-        <w:rPr>
-          <w:rFonts w:hint="eastAsia"/>
-          <w:szCs w:val="28"/>
-        </w:rPr>
-        <w:t>州”，是詩人進一步抒發自己的感</w:t>
-      </w:r>
-      <w:r>
-        <w:rPr>
-          <w:rFonts w:hint="eastAsia"/>
-          <w:szCs w:val="28"/>
-        </w:rPr>
-        <w:t>慨</w:t>
-      </w:r>
-      <w:r>
-        <w:rPr>
-          <w:rFonts w:hint="eastAsia"/>
-          <w:szCs w:val="28"/>
-        </w:rPr>
-        <w:t>。“暖風”一語雙關，</w:t>
-      </w:r>
-      <w:proofErr w:type="gramStart"/>
-      <w:r>
-        <w:rPr>
-          <w:rFonts w:hint="eastAsia"/>
-          <w:szCs w:val="28"/>
-        </w:rPr>
-        <w:t>既指自然界</w:t>
-      </w:r>
-      <w:proofErr w:type="gramEnd"/>
-      <w:r>
-        <w:rPr>
-          <w:rFonts w:hint="eastAsia"/>
-          <w:szCs w:val="28"/>
-        </w:rPr>
-        <w:t>的春風，又指社會上淫靡之風。正是這股“暖風”把人們的頭腦吹得如</w:t>
-      </w:r>
-      <w:proofErr w:type="gramStart"/>
-      <w:r>
-        <w:rPr>
-          <w:rFonts w:hint="eastAsia"/>
-          <w:szCs w:val="28"/>
-        </w:rPr>
-        <w:t>醉如迷</w:t>
-      </w:r>
-      <w:proofErr w:type="gramEnd"/>
-      <w:r>
-        <w:rPr>
-          <w:rFonts w:hint="eastAsia"/>
-          <w:szCs w:val="28"/>
-        </w:rPr>
-        <w:t>，像喝醉了酒似的。“遊人”既能理解爲一般遊客，也是特指那些忘了國難，苟且偷安，尋歡作樂的</w:t>
-      </w:r>
-      <w:r>
-        <w:rPr>
-          <w:rFonts w:hint="eastAsia"/>
-          <w:szCs w:val="28"/>
-          <w:u w:val="single"/>
-        </w:rPr>
-        <w:t>南宋</w:t>
-      </w:r>
-      <w:r>
-        <w:rPr>
-          <w:rFonts w:hint="eastAsia"/>
-          <w:szCs w:val="28"/>
-        </w:rPr>
-        <w:t>統治階級。詩中“</w:t>
-      </w:r>
-      <w:r>
-        <w:rPr>
-          <w:rFonts w:hint="eastAsia"/>
-          <w:szCs w:val="28"/>
-        </w:rPr>
-        <w:t>熏</w:t>
-      </w:r>
-      <w:r>
-        <w:rPr>
-          <w:rFonts w:hint="eastAsia"/>
-          <w:szCs w:val="28"/>
-        </w:rPr>
-        <w:t>”“醉”兩字用得精妙無比，把那些縱情聲色、禍國殃民的達官顯貴的精神狀態刻畫得惟妙惟肖，躍然紙上。結尾“直把杭州作</w:t>
-      </w:r>
-      <w:proofErr w:type="gramStart"/>
-      <w:r>
-        <w:rPr>
-          <w:rFonts w:hint="eastAsia"/>
-          <w:szCs w:val="28"/>
-        </w:rPr>
-        <w:t>汴</w:t>
-      </w:r>
-      <w:proofErr w:type="gramEnd"/>
-      <w:r>
-        <w:rPr>
-          <w:rFonts w:hint="eastAsia"/>
-          <w:szCs w:val="28"/>
-        </w:rPr>
-        <w:t>州”，是直斥</w:t>
-      </w:r>
-      <w:r>
-        <w:rPr>
-          <w:rFonts w:hint="eastAsia"/>
-          <w:szCs w:val="28"/>
-          <w:u w:val="single"/>
-        </w:rPr>
-        <w:t>南宋</w:t>
-      </w:r>
-      <w:r>
-        <w:rPr>
-          <w:rFonts w:hint="eastAsia"/>
-          <w:szCs w:val="28"/>
-        </w:rPr>
-        <w:t>統治者忘了</w:t>
-      </w:r>
-      <w:proofErr w:type="gramStart"/>
-      <w:r>
-        <w:rPr>
-          <w:rFonts w:hint="eastAsia"/>
-          <w:szCs w:val="28"/>
-        </w:rPr>
-        <w:t>國恨家仇</w:t>
-      </w:r>
-      <w:proofErr w:type="gramEnd"/>
-      <w:r>
-        <w:rPr>
-          <w:rFonts w:hint="eastAsia"/>
-          <w:szCs w:val="28"/>
-        </w:rPr>
-        <w:t>，把臨時苟安的</w:t>
-      </w:r>
-      <w:r>
-        <w:rPr>
-          <w:rFonts w:hint="eastAsia"/>
-          <w:szCs w:val="28"/>
-          <w:u w:val="single"/>
-        </w:rPr>
-        <w:t>杭州</w:t>
-      </w:r>
-      <w:r>
-        <w:rPr>
-          <w:rFonts w:hint="eastAsia"/>
-          <w:szCs w:val="28"/>
-        </w:rPr>
-        <w:t>簡直當作了故都</w:t>
-      </w:r>
-      <w:proofErr w:type="gramStart"/>
-      <w:r>
-        <w:rPr>
-          <w:rFonts w:hint="eastAsia"/>
-          <w:szCs w:val="28"/>
-          <w:u w:val="single"/>
-        </w:rPr>
-        <w:t>汴</w:t>
-      </w:r>
-      <w:proofErr w:type="gramEnd"/>
-      <w:r>
-        <w:rPr>
-          <w:rFonts w:hint="eastAsia"/>
-          <w:szCs w:val="28"/>
-          <w:u w:val="single"/>
-        </w:rPr>
-        <w:t>州</w:t>
-      </w:r>
-      <w:r>
-        <w:rPr>
-          <w:rFonts w:hint="eastAsia"/>
-          <w:szCs w:val="28"/>
-        </w:rPr>
-        <w:t>。辛辣的諷刺中</w:t>
-      </w:r>
-      <w:r>
-        <w:rPr>
-          <w:rFonts w:hint="eastAsia"/>
-          <w:szCs w:val="28"/>
-        </w:rPr>
-        <w:t>蘊含</w:t>
-      </w:r>
-      <w:r>
-        <w:rPr>
-          <w:rFonts w:hint="eastAsia"/>
-          <w:szCs w:val="28"/>
-        </w:rPr>
-        <w:t>著</w:t>
-      </w:r>
-      <w:r>
-        <w:rPr>
-          <w:rFonts w:hint="eastAsia"/>
-          <w:szCs w:val="28"/>
-        </w:rPr>
-        <w:t>極大的憤怒和無窮的隱憂。</w:t>
-      </w:r>
-    </w:p>
-    <w:p>
-      <w:pPr>
-        <w:spacing w:after="0" w:line="400" w:lineRule="exact"/>
-        <w:ind w:left="-6" w:right="0" w:hanging="11"/>
-        <w:rPr>
-          <w:szCs w:val="28"/>
-        </w:rPr>
-      </w:pPr>
-      <w:r>
-        <w:rPr>
-          <w:rFonts w:hint="eastAsia"/>
-          <w:szCs w:val="28"/>
-        </w:rPr>
-        <w:t xml:space="preserve">    </w:t>
-      </w:r>
-      <w:r>
-        <w:rPr>
-          <w:rFonts w:hint="eastAsia"/>
-          <w:szCs w:val="28"/>
-        </w:rPr>
-        <w:t>這首詩構思巧妙，措詞</w:t>
-      </w:r>
-      <w:r>
-        <w:rPr>
-          <w:rFonts w:hint="eastAsia"/>
-          <w:b/>
-          <w:bCs/>
-          <w:szCs w:val="28"/>
-        </w:rPr>
-        <w:t>精當</w:t>
-      </w:r>
-      <w:r>
-        <w:rPr>
-          <w:rFonts w:hint="eastAsia"/>
-          <w:szCs w:val="28"/>
-        </w:rPr>
-        <w:t>：冷言冷語的諷刺，</w:t>
-      </w:r>
-      <w:proofErr w:type="gramStart"/>
-      <w:r>
-        <w:rPr>
-          <w:rFonts w:hint="eastAsia"/>
-          <w:szCs w:val="28"/>
-        </w:rPr>
-        <w:t>偏從熱鬧</w:t>
-      </w:r>
-      <w:proofErr w:type="gramEnd"/>
-      <w:r>
-        <w:rPr>
-          <w:rFonts w:hint="eastAsia"/>
-          <w:szCs w:val="28"/>
-        </w:rPr>
-        <w:t>的場面寫起；</w:t>
-      </w:r>
-      <w:r>
-        <w:rPr>
-          <w:rFonts w:hint="eastAsia"/>
-          <w:b/>
-          <w:bCs/>
-          <w:szCs w:val="28"/>
-        </w:rPr>
-        <w:t>憤慨</w:t>
-      </w:r>
-      <w:r>
-        <w:rPr>
-          <w:rFonts w:hint="eastAsia"/>
-          <w:szCs w:val="28"/>
-        </w:rPr>
-        <w:t>已極，卻不作謾罵之語。確實是</w:t>
-      </w:r>
-      <w:proofErr w:type="gramStart"/>
-      <w:r>
-        <w:rPr>
-          <w:rFonts w:hint="eastAsia"/>
-          <w:szCs w:val="28"/>
-        </w:rPr>
-        <w:t>諷喻詩</w:t>
-      </w:r>
-      <w:proofErr w:type="gramEnd"/>
-      <w:r>
-        <w:rPr>
-          <w:rFonts w:hint="eastAsia"/>
-          <w:szCs w:val="28"/>
-        </w:rPr>
-        <w:t>中的傑作。</w:t>
-      </w:r>
-    </w:p>
-    <w:p>
-      <w:pPr>
-        <w:spacing w:after="0" w:line="400" w:lineRule="exact"/>
-        <w:ind w:left="-6" w:right="0" w:hanging="11"/>
-        <w:rPr>
-          <w:szCs w:val="28"/>
-        </w:rPr>
-      </w:pPr>
-      <w:r>
-        <w:rPr>
-          <w:rFonts w:hint="eastAsia"/>
-          <w:szCs w:val="28"/>
-        </w:rPr>
-        <w:t xml:space="preserve">    </w:t>
-      </w:r>
-      <w:r>
-        <w:rPr>
-          <w:rFonts w:hint="eastAsia"/>
-          <w:szCs w:val="28"/>
-        </w:rPr>
-        <w:t>這首詩針對</w:t>
-      </w:r>
-      <w:r>
-        <w:rPr>
-          <w:rFonts w:hint="eastAsia"/>
-          <w:szCs w:val="28"/>
-          <w:u w:val="single"/>
-        </w:rPr>
-        <w:t>南宋</w:t>
-      </w:r>
-      <w:r>
-        <w:rPr>
-          <w:rFonts w:hint="eastAsia"/>
-          <w:szCs w:val="28"/>
-        </w:rPr>
-        <w:t>黑暗的現實而作，它傾吐了鬱結在廣大人民心頭的義憤，也表達了詩人擔憂國家民族前途命運的思想感情。</w:t>
+        <w:jc w:val="both"/>
+        <w:rPr>
+          <w:rFonts w:hint="eastAsia"/>
+          <w:szCs w:val="28"/>
+        </w:rPr>
+      </w:pPr>
+      <w:r>
+        <w:rPr>
+          <w:rFonts w:hint="eastAsia"/>
+          <w:szCs w:val="28"/>
+        </w:rPr>
+        <w:t xml:space="preserve">　　</w:t>
+      </w:r>
+      <w:r>
+        <w:rPr>
+          <w:rFonts w:hint="eastAsia"/>
+          <w:szCs w:val="28"/>
+        </w:rPr>
+        <w:t>這首詩之所以流傳千古，正是因為它用最流暢、優美的語言，包裹了最鋒利、深刻的批判，是政治諷刺詩中的絕唱。</w:t>
       </w:r>
     </w:p>
     <w:p>
@@ -1969,8 +1753,8 @@
           <w:ilvl w:val="0"/>
           <w:numId w:val="14"/>
         </w:numPr>
-        <w:spacing w:after="0" w:line="380" w:lineRule="exact"/>
-        <w:ind w:leftChars="0" w:left="482" w:right="0"/>
+        <w:spacing w:after="0" w:line="360" w:lineRule="exact"/>
+        <w:ind w:leftChars="0" w:left="284" w:right="0" w:hanging="282"/>
         <w:rPr>
           <w:szCs w:val="28"/>
         </w:rPr>
@@ -2000,8 +1784,8 @@
     <w:p>
       <w:pPr>
         <w:pStyle w:val="a9"/>
-        <w:spacing w:after="0" w:line="380" w:lineRule="exact"/>
-        <w:ind w:leftChars="0" w:left="482" w:right="0" w:firstLine="0"/>
+        <w:spacing w:after="0" w:line="360" w:lineRule="exact"/>
+        <w:ind w:leftChars="0" w:left="284" w:right="0" w:firstLine="0"/>
         <w:rPr>
           <w:szCs w:val="28"/>
         </w:rPr>
@@ -2036,8 +1820,8 @@
           <w:ilvl w:val="0"/>
           <w:numId w:val="14"/>
         </w:numPr>
-        <w:spacing w:after="0" w:line="380" w:lineRule="exact"/>
-        <w:ind w:leftChars="0" w:left="482" w:right="0"/>
+        <w:spacing w:after="0" w:line="360" w:lineRule="exact"/>
+        <w:ind w:leftChars="0" w:left="284" w:right="0" w:hanging="282"/>
         <w:rPr>
           <w:szCs w:val="28"/>
         </w:rPr>
@@ -2061,25 +1845,7 @@
           <w:rFonts w:hint="eastAsia"/>
           <w:szCs w:val="28"/>
         </w:rPr>
-        <w:t>比喻奢侈浮華的享樂生活。</w:t>
-      </w:r>
-    </w:p>
-    <w:p>
-      <w:pPr>
-        <w:pStyle w:val="a9"/>
-        <w:spacing w:after="0" w:line="380" w:lineRule="exact"/>
-        <w:ind w:leftChars="0" w:left="482" w:right="0" w:firstLine="0"/>
-        <w:rPr>
-          <w:spacing w:val="-8"/>
-          <w:szCs w:val="28"/>
-        </w:rPr>
-      </w:pPr>
-      <w:r>
-        <w:rPr>
-          <w:rFonts w:hint="eastAsia"/>
-          <w:szCs w:val="28"/>
-        </w:rPr>
-        <w:t>【例】紙醉金迷的生活容易腐蝕人心。</w:t>
+        <w:t>比喻奢侈豪華、沉迷於享樂的生活環境。形容被金錢與物慾包圍、令人迷失自我的糜爛生活。</w:t>
       </w:r>
     </w:p>
     <w:p>
@@ -2089,8 +1855,8 @@
           <w:ilvl w:val="0"/>
           <w:numId w:val="14"/>
         </w:numPr>
-        <w:spacing w:after="0" w:line="380" w:lineRule="exact"/>
-        <w:ind w:leftChars="0" w:left="482" w:right="0"/>
+        <w:spacing w:after="0" w:line="360" w:lineRule="exact"/>
+        <w:ind w:leftChars="0" w:left="284" w:right="0" w:hanging="282"/>
         <w:rPr>
           <w:szCs w:val="28"/>
         </w:rPr>
@@ -2113,6 +1879,13 @@
         <w:rPr>
           <w:rFonts w:hint="eastAsia"/>
           <w:szCs w:val="28"/>
+        </w:rPr>
+        <w:t>地理上指</w:t>
+      </w:r>
+      <w:r>
+        <w:rPr>
+          <w:rFonts w:hint="eastAsia"/>
+          <w:szCs w:val="28"/>
           <w:u w:val="single"/>
         </w:rPr>
         <w:t>黃河</w:t>
@@ -2122,7 +1895,7 @@
           <w:rFonts w:hint="eastAsia"/>
           <w:szCs w:val="28"/>
         </w:rPr>
-        <w:t>下游一帶，包括</w:t>
+        <w:t>中下游地區（如</w:t>
       </w:r>
       <w:r>
         <w:rPr>
@@ -2137,7 +1910,7 @@
           <w:rFonts w:hint="eastAsia"/>
           <w:szCs w:val="28"/>
         </w:rPr>
-        <w:t>的大部分、</w:t>
+        <w:t>、</w:t>
       </w:r>
       <w:r>
         <w:rPr>
@@ -2145,6 +1918,21 @@
           <w:szCs w:val="28"/>
           <w:u w:val="single"/>
         </w:rPr>
+        <w:t>河北</w:t>
+      </w:r>
+      <w:r>
+        <w:rPr>
+          <w:rFonts w:hint="eastAsia"/>
+          <w:szCs w:val="28"/>
+        </w:rPr>
+        <w:t>、</w:t>
+      </w:r>
+      <w:r>
+        <w:rPr>
+          <w:rFonts w:hint="eastAsia"/>
+          <w:szCs w:val="28"/>
+          <w:u w:val="single"/>
+        </w:rPr>
         <w:t>山東</w:t>
       </w:r>
       <w:r>
@@ -2152,31 +1940,22 @@
           <w:rFonts w:hint="eastAsia"/>
           <w:szCs w:val="28"/>
         </w:rPr>
-        <w:t>的</w:t>
-      </w:r>
-      <w:proofErr w:type="gramStart"/>
-      <w:r>
-        <w:rPr>
-          <w:rFonts w:hint="eastAsia"/>
-          <w:szCs w:val="28"/>
-        </w:rPr>
-        <w:t>西部，</w:t>
-      </w:r>
-      <w:proofErr w:type="gramEnd"/>
+        <w:t>、</w:t>
+      </w:r>
       <w:r>
         <w:rPr>
           <w:rFonts w:hint="eastAsia"/>
           <w:szCs w:val="28"/>
           <w:u w:val="single"/>
         </w:rPr>
-        <w:t>河北</w:t>
-      </w:r>
-      <w:r>
-        <w:rPr>
-          <w:rFonts w:hint="eastAsia"/>
-          <w:szCs w:val="28"/>
-        </w:rPr>
-        <w:t>、</w:t>
+        <w:t>山西</w:t>
+      </w:r>
+      <w:r>
+        <w:rPr>
+          <w:rFonts w:hint="eastAsia"/>
+          <w:szCs w:val="28"/>
+        </w:rPr>
+        <w:t>一帶），在古代歷史上被視為</w:t>
       </w:r>
       <w:r>
         <w:rPr>
@@ -2184,44 +1963,14 @@
           <w:szCs w:val="28"/>
           <w:u w:val="single"/>
         </w:rPr>
-        <w:t>山西</w:t>
-      </w:r>
-      <w:r>
-        <w:rPr>
-          <w:rFonts w:hint="eastAsia"/>
-          <w:szCs w:val="28"/>
-        </w:rPr>
-        <w:t>的南部及</w:t>
-      </w:r>
-      <w:r>
-        <w:rPr>
-          <w:rFonts w:hint="eastAsia"/>
-          <w:szCs w:val="28"/>
-          <w:u w:val="single"/>
-        </w:rPr>
-        <w:t>陝西</w:t>
-      </w:r>
-      <w:r>
-        <w:rPr>
-          <w:rFonts w:hint="eastAsia"/>
-          <w:szCs w:val="28"/>
-        </w:rPr>
-        <w:t>的東部。泛指</w:t>
-      </w:r>
-      <w:r>
-        <w:rPr>
-          <w:rFonts w:hint="eastAsia"/>
-          <w:szCs w:val="28"/>
-          <w:u w:val="single"/>
-        </w:rPr>
-        <w:t>中國</w:t>
-      </w:r>
-      <w:r>
-        <w:rPr>
-          <w:rFonts w:hint="eastAsia"/>
-          <w:szCs w:val="28"/>
-        </w:rPr>
-        <w:t>。</w:t>
+        <w:t>中華</w:t>
+      </w:r>
+      <w:r>
+        <w:rPr>
+          <w:rFonts w:hint="eastAsia"/>
+          <w:szCs w:val="28"/>
+        </w:rPr>
+        <w:t>文化的發源地與正統政權的核心腹地。</w:t>
       </w:r>
     </w:p>
     <w:p>
@@ -2231,18 +1980,32 @@
           <w:ilvl w:val="0"/>
           <w:numId w:val="14"/>
         </w:numPr>
-        <w:spacing w:after="0" w:line="380" w:lineRule="exact"/>
-        <w:ind w:leftChars="0" w:left="482" w:right="0"/>
-        <w:rPr>
-          <w:szCs w:val="28"/>
-        </w:rPr>
-      </w:pPr>
-      <w:r>
-        <w:rPr>
-          <w:rFonts w:hint="eastAsia"/>
-          <w:szCs w:val="28"/>
-        </w:rPr>
-        <w:t>偏安：指封建王朝失去</w:t>
+        <w:spacing w:after="0" w:line="360" w:lineRule="exact"/>
+        <w:ind w:leftChars="0" w:left="284" w:right="0" w:hanging="282"/>
+        <w:rPr>
+          <w:szCs w:val="28"/>
+        </w:rPr>
+      </w:pPr>
+      <w:r>
+        <w:rPr>
+          <w:rFonts w:hint="eastAsia"/>
+          <w:szCs w:val="28"/>
+        </w:rPr>
+        <w:t>苟且偏安</w:t>
+      </w:r>
+      <w:r>
+        <w:rPr>
+          <w:rFonts w:hint="eastAsia"/>
+          <w:szCs w:val="28"/>
+        </w:rPr>
+        <w:t>：</w:t>
+      </w:r>
+      <w:r>
+        <w:rPr>
+          <w:rFonts w:hint="eastAsia"/>
+          <w:szCs w:val="28"/>
+        </w:rPr>
+        <w:t>面對外敵入侵或國家危機時，統治階層不思進取、不求收復失地，只求在僅存的狹小國土內（如</w:t>
       </w:r>
       <w:r>
         <w:rPr>
@@ -2250,193 +2013,6 @@
           <w:szCs w:val="28"/>
           <w:u w:val="single"/>
         </w:rPr>
-        <w:t>中原</w:t>
-      </w:r>
-      <w:r>
-        <w:rPr>
-          <w:rFonts w:hint="eastAsia"/>
-          <w:szCs w:val="28"/>
-        </w:rPr>
-        <w:t>而</w:t>
-      </w:r>
-      <w:proofErr w:type="gramStart"/>
-      <w:r>
-        <w:rPr>
-          <w:rFonts w:hint="eastAsia"/>
-          <w:szCs w:val="28"/>
-        </w:rPr>
-        <w:t>茍</w:t>
-      </w:r>
-      <w:proofErr w:type="gramEnd"/>
-      <w:r>
-        <w:rPr>
-          <w:rFonts w:hint="eastAsia"/>
-          <w:szCs w:val="28"/>
-        </w:rPr>
-        <w:t>安於僅存的部分領土，謂封建王朝不能統治全國而</w:t>
-      </w:r>
-      <w:proofErr w:type="gramStart"/>
-      <w:r>
-        <w:rPr>
-          <w:rFonts w:hint="eastAsia"/>
-          <w:szCs w:val="28"/>
-        </w:rPr>
-        <w:t>茍</w:t>
-      </w:r>
-      <w:proofErr w:type="gramEnd"/>
-      <w:r>
-        <w:rPr>
-          <w:rFonts w:hint="eastAsia"/>
-          <w:szCs w:val="28"/>
-        </w:rPr>
-        <w:t>安於一方。</w:t>
-      </w:r>
-      <w:proofErr w:type="gramStart"/>
-      <w:r>
-        <w:rPr>
-          <w:rFonts w:hint="eastAsia"/>
-          <w:szCs w:val="28"/>
-        </w:rPr>
-        <w:t>或</w:t>
-      </w:r>
-      <w:r>
-        <w:rPr>
-          <w:szCs w:val="28"/>
-        </w:rPr>
-        <w:t>借指被迫</w:t>
-      </w:r>
-      <w:proofErr w:type="gramEnd"/>
-      <w:r>
-        <w:rPr>
-          <w:szCs w:val="28"/>
-        </w:rPr>
-        <w:t>離開原來的地方，</w:t>
-      </w:r>
-      <w:proofErr w:type="gramStart"/>
-      <w:r>
-        <w:rPr>
-          <w:szCs w:val="28"/>
-        </w:rPr>
-        <w:t>暫居某處</w:t>
-      </w:r>
-      <w:proofErr w:type="gramEnd"/>
-      <w:r>
-        <w:rPr>
-          <w:szCs w:val="28"/>
-        </w:rPr>
-        <w:t>。</w:t>
-      </w:r>
-    </w:p>
-    <w:p>
-      <w:pPr>
-        <w:pStyle w:val="a9"/>
-        <w:spacing w:after="0" w:line="380" w:lineRule="exact"/>
-        <w:ind w:leftChars="0" w:left="482" w:right="0" w:firstLine="0"/>
-        <w:rPr>
-          <w:szCs w:val="28"/>
-        </w:rPr>
-      </w:pPr>
-      <w:r>
-        <w:rPr>
-          <w:rFonts w:hint="eastAsia"/>
-          <w:szCs w:val="28"/>
-        </w:rPr>
-        <w:t>【例】</w:t>
-      </w:r>
-      <w:r>
-        <w:rPr>
-          <w:rFonts w:hint="eastAsia"/>
-          <w:szCs w:val="28"/>
-          <w:u w:val="single"/>
-        </w:rPr>
-        <w:t>東晉</w:t>
-      </w:r>
-      <w:r>
-        <w:rPr>
-          <w:rFonts w:hint="eastAsia"/>
-          <w:szCs w:val="28"/>
-        </w:rPr>
-        <w:t>因北方</w:t>
-      </w:r>
-      <w:proofErr w:type="gramStart"/>
-      <w:r>
-        <w:rPr>
-          <w:rFonts w:hint="eastAsia"/>
-          <w:szCs w:val="28"/>
-        </w:rPr>
-        <w:t>的</w:t>
-      </w:r>
-      <w:r>
-        <w:rPr>
-          <w:rFonts w:hint="eastAsia"/>
-          <w:szCs w:val="28"/>
-          <w:u w:val="single"/>
-        </w:rPr>
-        <w:t>胡</w:t>
-      </w:r>
-      <w:r>
-        <w:rPr>
-          <w:rFonts w:hint="eastAsia"/>
-          <w:szCs w:val="28"/>
-        </w:rPr>
-        <w:t>族入侵</w:t>
-      </w:r>
-      <w:proofErr w:type="gramEnd"/>
-      <w:r>
-        <w:rPr>
-          <w:rFonts w:hint="eastAsia"/>
-          <w:szCs w:val="28"/>
-        </w:rPr>
-        <w:t>而</w:t>
-      </w:r>
-      <w:proofErr w:type="gramStart"/>
-      <w:r>
-        <w:rPr>
-          <w:rFonts w:hint="eastAsia"/>
-          <w:szCs w:val="28"/>
-        </w:rPr>
-        <w:t>偏安江左</w:t>
-      </w:r>
-      <w:proofErr w:type="gramEnd"/>
-      <w:r>
-        <w:rPr>
-          <w:rFonts w:hint="eastAsia"/>
-          <w:szCs w:val="28"/>
-        </w:rPr>
-        <w:t>。</w:t>
-      </w:r>
-    </w:p>
-    <w:p>
-      <w:pPr>
-        <w:pStyle w:val="a9"/>
-        <w:spacing w:after="0" w:line="380" w:lineRule="exact"/>
-        <w:ind w:leftChars="0" w:left="482" w:right="0" w:firstLine="0"/>
-        <w:rPr>
-          <w:szCs w:val="28"/>
-        </w:rPr>
-      </w:pPr>
-      <w:proofErr w:type="gramStart"/>
-      <w:r>
-        <w:rPr>
-          <w:rFonts w:hint="eastAsia"/>
-          <w:szCs w:val="28"/>
-        </w:rPr>
-        <w:t>江左</w:t>
-      </w:r>
-      <w:proofErr w:type="gramEnd"/>
-      <w:r>
-        <w:rPr>
-          <w:rFonts w:hint="eastAsia"/>
-          <w:szCs w:val="28"/>
-        </w:rPr>
-        <w:t>：古代指</w:t>
-      </w:r>
-      <w:r>
-        <w:rPr>
-          <w:rFonts w:hint="eastAsia"/>
-          <w:szCs w:val="28"/>
-          <w:u w:val="single"/>
-        </w:rPr>
         <w:t>長江</w:t>
       </w:r>
       <w:r>
@@ -2444,22 +2020,7 @@
           <w:rFonts w:hint="eastAsia"/>
           <w:szCs w:val="28"/>
         </w:rPr>
-        <w:t>下游以東的地方，即今</w:t>
-      </w:r>
-      <w:r>
-        <w:rPr>
-          <w:rFonts w:hint="eastAsia"/>
-          <w:szCs w:val="28"/>
-          <w:u w:val="single"/>
-        </w:rPr>
-        <w:t>江蘇省</w:t>
-      </w:r>
-      <w:r>
-        <w:rPr>
-          <w:rFonts w:hint="eastAsia"/>
-          <w:szCs w:val="28"/>
-        </w:rPr>
-        <w:t>南部等地。</w:t>
+        <w:t>以南）勉強維持現狀，過著暫時的安穩生活，帶有嚴重的貶義。</w:t>
       </w:r>
     </w:p>
     <w:p>
@@ -2469,18 +2030,32 @@
           <w:ilvl w:val="0"/>
           <w:numId w:val="14"/>
         </w:numPr>
-        <w:spacing w:after="0" w:line="380" w:lineRule="exact"/>
-        <w:ind w:leftChars="0" w:left="482" w:right="0"/>
-        <w:rPr>
-          <w:szCs w:val="28"/>
-        </w:rPr>
-      </w:pPr>
-      <w:r>
-        <w:rPr>
-          <w:rFonts w:hint="eastAsia"/>
-          <w:szCs w:val="28"/>
-        </w:rPr>
-        <w:t>義憤：出於正義的憤怒。【例】她會出面作證，完全是基於義憤。</w:t>
+        <w:spacing w:after="0" w:line="360" w:lineRule="exact"/>
+        <w:ind w:leftChars="0" w:left="284" w:right="0" w:hanging="282"/>
+        <w:rPr>
+          <w:szCs w:val="28"/>
+        </w:rPr>
+      </w:pPr>
+      <w:r>
+        <w:rPr>
+          <w:rFonts w:hint="eastAsia"/>
+          <w:szCs w:val="28"/>
+        </w:rPr>
+        <w:t>傾吐</w:t>
+      </w:r>
+      <w:r>
+        <w:rPr>
+          <w:rFonts w:hint="eastAsia"/>
+          <w:szCs w:val="28"/>
+        </w:rPr>
+        <w:t>：</w:t>
+      </w:r>
+      <w:r>
+        <w:rPr>
+          <w:rFonts w:hint="eastAsia"/>
+          <w:szCs w:val="28"/>
+        </w:rPr>
+        <w:t>把心裡的話、情感或委屈，毫無保留地、完全地說出來給別人聽。</w:t>
       </w:r>
     </w:p>
     <w:p>
@@ -2490,90 +2065,32 @@
           <w:ilvl w:val="0"/>
           <w:numId w:val="14"/>
         </w:numPr>
-        <w:spacing w:after="0" w:line="380" w:lineRule="exact"/>
-        <w:ind w:leftChars="0" w:left="482" w:right="0"/>
-        <w:rPr>
-          <w:szCs w:val="28"/>
-        </w:rPr>
-      </w:pPr>
-      <w:r>
-        <w:rPr>
-          <w:rFonts w:hint="eastAsia"/>
-          <w:szCs w:val="28"/>
-        </w:rPr>
-        <w:t>鱗次櫛比</w:t>
-      </w:r>
-      <w:r>
-        <w:rPr>
-          <w:rFonts w:hint="eastAsia"/>
-          <w:color w:val="0F0F0F"/>
-          <w:sz w:val="16"/>
-          <w:szCs w:val="16"/>
-        </w:rPr>
-        <w:t>(</w:t>
-      </w:r>
-      <w:proofErr w:type="gramStart"/>
-      <w:r>
-        <w:rPr>
-          <w:rFonts w:hint="eastAsia"/>
-          <w:color w:val="FF0000"/>
-          <w:sz w:val="16"/>
-          <w:szCs w:val="16"/>
-        </w:rPr>
-        <w:t>ㄐㄧㄝˊ</w:t>
-      </w:r>
-      <w:proofErr w:type="gramEnd"/>
-      <w:r>
-        <w:rPr>
-          <w:rFonts w:hint="eastAsia"/>
-          <w:color w:val="FF0000"/>
-          <w:sz w:val="16"/>
-          <w:szCs w:val="16"/>
-        </w:rPr>
-        <w:t xml:space="preserve"> </w:t>
-      </w:r>
-      <w:proofErr w:type="gramStart"/>
-      <w:r>
-        <w:rPr>
-          <w:rFonts w:hint="eastAsia"/>
-          <w:color w:val="FF0000"/>
-          <w:sz w:val="16"/>
-          <w:szCs w:val="16"/>
-        </w:rPr>
-        <w:t>ㄅㄧˋ</w:t>
-      </w:r>
-      <w:proofErr w:type="gramEnd"/>
-      <w:r>
-        <w:rPr>
-          <w:rFonts w:hint="eastAsia"/>
-          <w:color w:val="0F0F0F"/>
-          <w:sz w:val="16"/>
-          <w:szCs w:val="16"/>
-        </w:rPr>
-        <w:t>)</w:t>
-      </w:r>
-      <w:r>
-        <w:rPr>
-          <w:rFonts w:hint="eastAsia"/>
-          <w:szCs w:val="28"/>
-        </w:rPr>
-        <w:t>：像魚鱗</w:t>
-      </w:r>
-      <w:proofErr w:type="gramStart"/>
-      <w:r>
-        <w:rPr>
-          <w:rFonts w:hint="eastAsia"/>
-          <w:szCs w:val="28"/>
-        </w:rPr>
-        <w:t>和梳齒那樣相次</w:t>
-      </w:r>
-      <w:proofErr w:type="gramEnd"/>
-      <w:r>
-        <w:rPr>
-          <w:rFonts w:hint="eastAsia"/>
-          <w:szCs w:val="28"/>
-        </w:rPr>
-        <w:t>排列。形容建築物排列的密集。【例】在現代化的都市中，建物往往鱗次櫛比。</w:t>
+        <w:spacing w:after="0" w:line="360" w:lineRule="exact"/>
+        <w:ind w:leftChars="0" w:left="284" w:right="0" w:hanging="282"/>
+        <w:rPr>
+          <w:szCs w:val="28"/>
+        </w:rPr>
+      </w:pPr>
+      <w:r>
+        <w:rPr>
+          <w:rFonts w:hint="eastAsia"/>
+          <w:szCs w:val="28"/>
+        </w:rPr>
+        <w:t>鬱結</w:t>
+      </w:r>
+      <w:r>
+        <w:rPr>
+          <w:rFonts w:hint="eastAsia"/>
+          <w:szCs w:val="28"/>
+        </w:rPr>
+        <w:t>：</w:t>
+      </w:r>
+      <w:r>
+        <w:rPr>
+          <w:rFonts w:hint="eastAsia"/>
+          <w:szCs w:val="28"/>
+        </w:rPr>
+        <w:t>憂愁、憤恨等負面情緒積壓在心頭，長期無法排解、舒散的心理狀態。</w:t>
       </w:r>
     </w:p>
     <w:p>
@@ -2583,34 +2100,46 @@
           <w:ilvl w:val="0"/>
           <w:numId w:val="14"/>
         </w:numPr>
-        <w:spacing w:after="0" w:line="380" w:lineRule="exact"/>
-        <w:ind w:leftChars="0" w:left="482" w:right="0"/>
-        <w:rPr>
-          <w:szCs w:val="28"/>
-        </w:rPr>
-      </w:pPr>
-      <w:r>
-        <w:rPr>
-          <w:rFonts w:hint="eastAsia"/>
-          <w:szCs w:val="28"/>
-        </w:rPr>
-        <w:t>輕歌曼舞：輕柔的歌聲，</w:t>
-      </w:r>
-      <w:proofErr w:type="gramStart"/>
-      <w:r>
-        <w:rPr>
-          <w:rFonts w:hint="eastAsia"/>
-          <w:szCs w:val="28"/>
-        </w:rPr>
-        <w:t>曼</w:t>
-      </w:r>
-      <w:proofErr w:type="gramEnd"/>
-      <w:r>
-        <w:rPr>
-          <w:rFonts w:hint="eastAsia"/>
-          <w:szCs w:val="28"/>
-        </w:rPr>
-        <w:t>妙的舞蹈。</w:t>
+        <w:spacing w:after="0" w:line="360" w:lineRule="exact"/>
+        <w:ind w:leftChars="0" w:left="284" w:right="0" w:hanging="282"/>
+        <w:rPr>
+          <w:szCs w:val="28"/>
+        </w:rPr>
+      </w:pPr>
+      <w:r>
+        <w:rPr>
+          <w:rFonts w:hint="eastAsia"/>
+          <w:szCs w:val="28"/>
+        </w:rPr>
+        <w:t>義憤</w:t>
+      </w:r>
+      <w:r>
+        <w:rPr>
+          <w:rFonts w:hint="eastAsia"/>
+          <w:szCs w:val="28"/>
+        </w:rPr>
+        <w:t>：</w:t>
+      </w:r>
+      <w:r>
+        <w:rPr>
+          <w:rFonts w:hint="eastAsia"/>
+          <w:szCs w:val="28"/>
+        </w:rPr>
+        <w:t>當看到不公義、不道德或國家民族遭受屈辱的事情時，內心</w:t>
+      </w:r>
+      <w:r>
+        <w:rPr>
+          <w:rFonts w:hint="eastAsia"/>
+          <w:szCs w:val="28"/>
+        </w:rPr>
+        <w:t>基於正義感而</w:t>
+      </w:r>
+      <w:r>
+        <w:rPr>
+          <w:rFonts w:hint="eastAsia"/>
+          <w:szCs w:val="28"/>
+        </w:rPr>
+        <w:t>湧現的激憤之情。</w:t>
       </w:r>
     </w:p>
     <w:p>
@@ -2620,50 +2149,46 @@
           <w:ilvl w:val="0"/>
           <w:numId w:val="14"/>
         </w:numPr>
-        <w:spacing w:after="0" w:line="380" w:lineRule="exact"/>
-        <w:ind w:leftChars="0" w:left="482" w:right="0"/>
-        <w:rPr>
-          <w:szCs w:val="28"/>
-        </w:rPr>
-      </w:pPr>
-      <w:r>
-        <w:rPr>
-          <w:rFonts w:hint="eastAsia"/>
-          <w:szCs w:val="28"/>
-        </w:rPr>
-        <w:t>歌舞昇平：形容熱鬧歡暢的太平景象。</w:t>
-      </w:r>
-    </w:p>
-    <w:p>
-      <w:pPr>
-        <w:pStyle w:val="a9"/>
-        <w:spacing w:after="0" w:line="380" w:lineRule="exact"/>
-        <w:ind w:leftChars="0" w:left="482" w:right="0" w:firstLine="0"/>
-        <w:rPr>
-          <w:szCs w:val="28"/>
-        </w:rPr>
-      </w:pPr>
-      <w:r>
-        <w:rPr>
-          <w:rFonts w:hint="eastAsia"/>
-          <w:szCs w:val="28"/>
-        </w:rPr>
-        <w:t>【例】</w:t>
-      </w:r>
-      <w:r>
-        <w:rPr>
-          <w:rFonts w:hint="eastAsia"/>
-          <w:szCs w:val="28"/>
-          <w:u w:val="single"/>
-        </w:rPr>
-        <w:t>盛唐</w:t>
-      </w:r>
-      <w:r>
-        <w:rPr>
-          <w:rFonts w:hint="eastAsia"/>
-          <w:szCs w:val="28"/>
-        </w:rPr>
-        <w:t>時期國勢強大，歌舞昇平，呈現一片繁華景象。</w:t>
+        <w:spacing w:after="0" w:line="360" w:lineRule="exact"/>
+        <w:ind w:leftChars="0" w:left="284" w:right="0" w:hanging="282"/>
+        <w:rPr>
+          <w:szCs w:val="28"/>
+        </w:rPr>
+      </w:pPr>
+      <w:r>
+        <w:rPr>
+          <w:rFonts w:hint="eastAsia"/>
+          <w:szCs w:val="28"/>
+        </w:rPr>
+        <w:t>歌舞昇平</w:t>
+      </w:r>
+      <w:r>
+        <w:rPr>
+          <w:rFonts w:hint="eastAsia"/>
+          <w:szCs w:val="28"/>
+        </w:rPr>
+        <w:t>：</w:t>
+      </w:r>
+      <w:r>
+        <w:rPr>
+          <w:rFonts w:hint="eastAsia"/>
+          <w:szCs w:val="28"/>
+        </w:rPr>
+        <w:t>唱歌跳舞，一片太平景象。通常用來形容國家太平、人民安樂。但</w:t>
+      </w:r>
+      <w:r>
+        <w:rPr>
+          <w:rFonts w:hint="eastAsia"/>
+          <w:szCs w:val="28"/>
+        </w:rPr>
+        <w:t>此處</w:t>
+      </w:r>
+      <w:r>
+        <w:rPr>
+          <w:rFonts w:hint="eastAsia"/>
+          <w:szCs w:val="28"/>
+        </w:rPr>
+        <w:t>用作諷刺統治者在國家面臨危機時仍營造虛假的和平繁榮。</w:t>
       </w:r>
     </w:p>
     <w:p>
@@ -2673,37 +2198,62 @@
           <w:ilvl w:val="0"/>
           <w:numId w:val="14"/>
         </w:numPr>
-        <w:spacing w:after="0" w:line="380" w:lineRule="exact"/>
-        <w:ind w:leftChars="0" w:left="482" w:right="0"/>
-        <w:rPr>
-          <w:spacing w:val="-10"/>
-          <w:szCs w:val="28"/>
-        </w:rPr>
-      </w:pPr>
-      <w:r>
-        <w:rPr>
-          <w:rFonts w:hint="eastAsia"/>
-          <w:spacing w:val="-10"/>
-          <w:szCs w:val="28"/>
-        </w:rPr>
-        <w:t>醉生夢死：像在醉夢中那樣昏昏沉沉過日子。形容人缺乏目標，糊裡糊塗的活著。</w:t>
-      </w:r>
-    </w:p>
-    <w:p>
-      <w:pPr>
-        <w:pStyle w:val="a9"/>
-        <w:spacing w:after="0" w:line="380" w:lineRule="exact"/>
-        <w:ind w:leftChars="0" w:left="482" w:right="0" w:firstLine="0"/>
-        <w:rPr>
-          <w:szCs w:val="28"/>
-        </w:rPr>
-      </w:pPr>
-      <w:r>
-        <w:rPr>
-          <w:rFonts w:hint="eastAsia"/>
-          <w:szCs w:val="28"/>
-        </w:rPr>
-        <w:t>【例】國家面臨存亡危急之秋，國人豈可醉生夢死，不知警惕？</w:t>
+        <w:spacing w:after="0" w:line="360" w:lineRule="exact"/>
+        <w:ind w:leftChars="0" w:left="284" w:right="0" w:hanging="282"/>
+        <w:rPr>
+          <w:szCs w:val="28"/>
+        </w:rPr>
+      </w:pPr>
+      <w:r>
+        <w:rPr>
+          <w:rFonts w:hint="eastAsia"/>
+          <w:szCs w:val="28"/>
+        </w:rPr>
+        <w:t>鱗次櫛</w:t>
+      </w:r>
+      <w:r>
+        <w:rPr>
+          <w:rFonts w:hint="eastAsia"/>
+          <w:szCs w:val="28"/>
+        </w:rPr>
+        <w:t>(</w:t>
+      </w:r>
+      <w:r>
+        <w:rPr>
+          <w:rFonts w:hint="eastAsia"/>
+          <w:color w:val="FF0000"/>
+          <w:sz w:val="16"/>
+          <w:szCs w:val="16"/>
+        </w:rPr>
+        <w:t>ㄐㄧㄝˊ</w:t>
+      </w:r>
+      <w:r>
+        <w:rPr>
+          <w:rFonts w:hint="eastAsia"/>
+          <w:szCs w:val="28"/>
+        </w:rPr>
+        <w:t>)</w:t>
+      </w:r>
+      <w:r>
+        <w:rPr>
+          <w:rFonts w:hint="eastAsia"/>
+          <w:szCs w:val="28"/>
+        </w:rPr>
+        <w:t>比</w:t>
+      </w:r>
+      <w:r>
+        <w:rPr>
+          <w:rFonts w:hint="eastAsia"/>
+          <w:szCs w:val="28"/>
+        </w:rPr>
+        <w:t>：</w:t>
+      </w:r>
+      <w:r>
+        <w:rPr>
+          <w:rFonts w:hint="eastAsia"/>
+          <w:szCs w:val="28"/>
+        </w:rPr>
+        <w:t>形容房屋或船隻等排列得非常密。像魚鱗和梳子的齒一樣，一個挨著一個，排列得極為整齊且密集。</w:t>
       </w:r>
     </w:p>
     <w:p>
@@ -2713,74 +2263,32 @@
           <w:ilvl w:val="0"/>
           <w:numId w:val="14"/>
         </w:numPr>
-        <w:spacing w:after="0" w:line="380" w:lineRule="exact"/>
-        <w:ind w:leftChars="0" w:left="482" w:right="0"/>
-        <w:rPr>
-          <w:szCs w:val="28"/>
-        </w:rPr>
-      </w:pPr>
-      <w:r>
-        <w:rPr>
-          <w:rFonts w:hint="eastAsia"/>
-          <w:szCs w:val="28"/>
-        </w:rPr>
-        <w:t>淫靡</w:t>
-      </w:r>
-      <w:r>
-        <w:rPr>
-          <w:rFonts w:hint="eastAsia"/>
-          <w:color w:val="0F0F0F"/>
-          <w:sz w:val="16"/>
-          <w:szCs w:val="16"/>
-        </w:rPr>
-        <w:t>(</w:t>
-      </w:r>
-      <w:proofErr w:type="gramStart"/>
-      <w:r>
-        <w:rPr>
-          <w:rFonts w:hint="eastAsia"/>
-          <w:color w:val="FF0000"/>
-          <w:sz w:val="16"/>
-          <w:szCs w:val="16"/>
-        </w:rPr>
-        <w:t>ㄧㄣˊ</w:t>
-      </w:r>
-      <w:proofErr w:type="gramEnd"/>
-      <w:r>
-        <w:rPr>
-          <w:rFonts w:hint="eastAsia"/>
-          <w:color w:val="FF0000"/>
-          <w:sz w:val="16"/>
-          <w:szCs w:val="16"/>
-        </w:rPr>
-        <w:t xml:space="preserve"> </w:t>
-      </w:r>
-      <w:proofErr w:type="gramStart"/>
-      <w:r>
-        <w:rPr>
-          <w:rFonts w:hint="eastAsia"/>
-          <w:color w:val="FF0000"/>
-          <w:sz w:val="16"/>
-          <w:szCs w:val="16"/>
-        </w:rPr>
-        <w:t>ㄇㄧˇ</w:t>
-      </w:r>
-      <w:proofErr w:type="gramEnd"/>
-      <w:r>
-        <w:rPr>
-          <w:rFonts w:hint="eastAsia"/>
-          <w:color w:val="0F0F0F"/>
-          <w:sz w:val="16"/>
-          <w:szCs w:val="16"/>
-        </w:rPr>
-        <w:t>)</w:t>
-      </w:r>
-      <w:r>
-        <w:rPr>
-          <w:rFonts w:hint="eastAsia"/>
-          <w:szCs w:val="28"/>
-        </w:rPr>
-        <w:t>：奢靡浮華。</w:t>
+        <w:spacing w:after="0" w:line="360" w:lineRule="exact"/>
+        <w:ind w:leftChars="0" w:left="284" w:right="0" w:hanging="426"/>
+        <w:rPr>
+          <w:szCs w:val="28"/>
+        </w:rPr>
+      </w:pPr>
+      <w:r>
+        <w:rPr>
+          <w:rFonts w:hint="eastAsia"/>
+          <w:szCs w:val="28"/>
+        </w:rPr>
+        <w:t>奢侈</w:t>
+      </w:r>
+      <w:r>
+        <w:rPr>
+          <w:rFonts w:hint="eastAsia"/>
+          <w:szCs w:val="28"/>
+        </w:rPr>
+        <w:t>：</w:t>
+      </w:r>
+      <w:r>
+        <w:rPr>
+          <w:rFonts w:hint="eastAsia"/>
+          <w:szCs w:val="28"/>
+        </w:rPr>
+        <w:t>指消費、享樂超過了合理的限度，追求過度的享受與華麗，不夠節儉。</w:t>
       </w:r>
     </w:p>
     <w:p>
@@ -2790,35 +2298,62 @@
           <w:ilvl w:val="0"/>
           <w:numId w:val="14"/>
         </w:numPr>
-        <w:spacing w:after="0" w:line="380" w:lineRule="exact"/>
-        <w:ind w:leftChars="0" w:left="482" w:right="0"/>
-        <w:rPr>
-          <w:szCs w:val="28"/>
-        </w:rPr>
-      </w:pPr>
-      <w:r>
-        <w:rPr>
-          <w:rFonts w:hint="eastAsia"/>
-          <w:szCs w:val="28"/>
-        </w:rPr>
-        <w:t>驕奢淫逸：傲慢、奢侈、荒淫、放縱。</w:t>
-      </w:r>
-    </w:p>
-    <w:p>
-      <w:pPr>
-        <w:pStyle w:val="a9"/>
-        <w:spacing w:after="0" w:line="380" w:lineRule="exact"/>
-        <w:ind w:leftChars="0" w:left="482" w:right="0" w:firstLine="0"/>
-        <w:rPr>
-          <w:szCs w:val="28"/>
-        </w:rPr>
-      </w:pPr>
-      <w:r>
-        <w:rPr>
-          <w:rFonts w:hint="eastAsia"/>
-          <w:szCs w:val="28"/>
-        </w:rPr>
-        <w:t>【例】綜觀歷史，治國者若驕奢淫逸，最終往往走上亡國之路。</w:t>
+        <w:spacing w:after="0" w:line="360" w:lineRule="exact"/>
+        <w:ind w:leftChars="0" w:left="284" w:right="0" w:hanging="426"/>
+        <w:rPr>
+          <w:szCs w:val="28"/>
+        </w:rPr>
+      </w:pPr>
+      <w:r>
+        <w:rPr>
+          <w:rFonts w:hint="eastAsia"/>
+          <w:szCs w:val="28"/>
+        </w:rPr>
+        <w:t>糜</w:t>
+      </w:r>
+      <w:r>
+        <w:rPr>
+          <w:rFonts w:hint="eastAsia"/>
+          <w:szCs w:val="28"/>
+        </w:rPr>
+        <w:t>(</w:t>
+      </w:r>
+      <w:r>
+        <w:rPr>
+          <w:rFonts w:hint="eastAsia"/>
+          <w:color w:val="FF0000"/>
+          <w:sz w:val="16"/>
+          <w:szCs w:val="16"/>
+        </w:rPr>
+        <w:t>ㄇ一ˊ</w:t>
+      </w:r>
+      <w:r>
+        <w:rPr>
+          <w:rFonts w:hint="eastAsia"/>
+          <w:szCs w:val="28"/>
+        </w:rPr>
+        <w:t>)</w:t>
+      </w:r>
+      <w:r>
+        <w:rPr>
+          <w:rFonts w:hint="eastAsia"/>
+          <w:szCs w:val="28"/>
+        </w:rPr>
+        <w:t>爛</w:t>
+      </w:r>
+      <w:r>
+        <w:rPr>
+          <w:rFonts w:hint="eastAsia"/>
+          <w:szCs w:val="28"/>
+        </w:rPr>
+        <w:t>：</w:t>
+      </w:r>
+      <w:r>
+        <w:rPr>
+          <w:rFonts w:hint="eastAsia"/>
+          <w:szCs w:val="28"/>
+        </w:rPr>
+        <w:t>本義是腐爛、碎爛。在形容生活時，是指生活極度腐化、墮落，完全沉溺於感官享樂，失去了道德或精神的寄託。</w:t>
       </w:r>
     </w:p>
     <w:p>
@@ -2828,29 +2363,26 @@
           <w:ilvl w:val="0"/>
           <w:numId w:val="14"/>
         </w:numPr>
-        <w:spacing w:after="0" w:line="380" w:lineRule="exact"/>
-        <w:ind w:leftChars="0" w:left="482" w:right="0"/>
-        <w:rPr>
-          <w:szCs w:val="28"/>
-        </w:rPr>
-      </w:pPr>
-      <w:r>
-        <w:rPr>
-          <w:rFonts w:hint="eastAsia"/>
-          <w:szCs w:val="28"/>
-        </w:rPr>
-        <w:t>精當</w:t>
-      </w:r>
-      <w:r>
-        <w:rPr>
-          <w:rFonts w:hint="eastAsia"/>
-          <w:color w:val="0F0F0F"/>
-          <w:sz w:val="16"/>
-          <w:szCs w:val="16"/>
+        <w:spacing w:after="0" w:line="360" w:lineRule="exact"/>
+        <w:ind w:leftChars="0" w:left="284" w:right="0" w:hanging="426"/>
+        <w:rPr>
+          <w:szCs w:val="28"/>
+        </w:rPr>
+      </w:pPr>
+      <w:r>
+        <w:rPr>
+          <w:rFonts w:hint="eastAsia"/>
+          <w:szCs w:val="28"/>
+        </w:rPr>
+        <w:t>奢靡</w:t>
+      </w:r>
+      <w:r>
+        <w:rPr>
+          <w:rFonts w:hint="eastAsia"/>
+          <w:szCs w:val="28"/>
         </w:rPr>
         <w:t>(</w:t>
       </w:r>
-      <w:proofErr w:type="gramStart"/>
       <w:r>
         <w:rPr>
           <w:rFonts w:hint="eastAsia"/>
@@ -2858,16 +2390,22 @@
           <w:sz w:val="16"/>
           <w:szCs w:val="16"/>
         </w:rPr>
-        <w:t>ㄉㄤˋ</w:t>
-      </w:r>
-      <w:proofErr w:type="gramEnd"/>
-      <w:r>
-        <w:rPr>
-          <w:rFonts w:hint="eastAsia"/>
-          <w:color w:val="0F0F0F"/>
+        <w:t>ㄇ一</w:t>
+      </w:r>
+      <w:r>
+        <w:rPr>
+          <w:rFonts w:hint="eastAsia"/>
+          <w:color w:val="FF0000"/>
           <w:sz w:val="16"/>
           <w:szCs w:val="16"/>
         </w:rPr>
+        <w:t>ˇ</w:t>
+      </w:r>
+      <w:r>
+        <w:rPr>
+          <w:rFonts w:hint="eastAsia"/>
+          <w:szCs w:val="28"/>
+        </w:rPr>
         <w:t>)</w:t>
       </w:r>
       <w:r>
@@ -2875,7 +2413,14 @@
           <w:rFonts w:hint="eastAsia"/>
           <w:szCs w:val="28"/>
         </w:rPr>
-        <w:t>：精確適當。</w:t>
+        <w:t>：</w:t>
+      </w:r>
+      <w:r>
+        <w:rPr>
+          <w:rFonts w:hint="eastAsia"/>
+          <w:szCs w:val="28"/>
+        </w:rPr>
+        <w:t>奢侈而無節制。比「奢侈」更進一步，強調因為過度追求享受而導致風氣敗壞、浪費無度。</w:t>
       </w:r>
     </w:p>
     <w:p>
@@ -2885,29 +2430,26 @@
           <w:ilvl w:val="0"/>
           <w:numId w:val="14"/>
         </w:numPr>
-        <w:spacing w:after="0" w:line="380" w:lineRule="exact"/>
-        <w:ind w:leftChars="0" w:right="0"/>
-        <w:rPr>
-          <w:szCs w:val="28"/>
-        </w:rPr>
-      </w:pPr>
-      <w:r>
-        <w:rPr>
-          <w:rFonts w:hint="eastAsia"/>
-          <w:szCs w:val="28"/>
-        </w:rPr>
-        <w:t>憤慨</w:t>
-      </w:r>
-      <w:r>
-        <w:rPr>
-          <w:rFonts w:hint="eastAsia"/>
-          <w:color w:val="0F0F0F"/>
-          <w:sz w:val="16"/>
-          <w:szCs w:val="16"/>
+        <w:spacing w:after="0" w:line="360" w:lineRule="exact"/>
+        <w:ind w:leftChars="0" w:left="284" w:right="0" w:hanging="426"/>
+        <w:rPr>
+          <w:szCs w:val="28"/>
+        </w:rPr>
+      </w:pPr>
+      <w:r>
+        <w:rPr>
+          <w:rFonts w:hint="eastAsia"/>
+          <w:szCs w:val="28"/>
+        </w:rPr>
+        <w:t>憤懣</w:t>
+      </w:r>
+      <w:r>
+        <w:rPr>
+          <w:rFonts w:hint="eastAsia"/>
+          <w:szCs w:val="28"/>
         </w:rPr>
         <w:t>(</w:t>
       </w:r>
-      <w:proofErr w:type="gramStart"/>
       <w:r>
         <w:rPr>
           <w:rFonts w:hint="eastAsia"/>
@@ -2915,15 +2457,12 @@
           <w:sz w:val="16"/>
           <w:szCs w:val="16"/>
         </w:rPr>
-        <w:t>ㄎㄞˇ</w:t>
-      </w:r>
-      <w:proofErr w:type="gramEnd"/>
-      <w:r>
-        <w:rPr>
-          <w:rFonts w:hint="eastAsia"/>
-          <w:color w:val="0F0F0F"/>
-          <w:sz w:val="16"/>
-          <w:szCs w:val="16"/>
+        <w:t>ㄇㄣˋ</w:t>
+      </w:r>
+      <w:r>
+        <w:rPr>
+          <w:rFonts w:hint="eastAsia"/>
+          <w:szCs w:val="28"/>
         </w:rPr>
         <w:t>)</w:t>
       </w:r>
@@ -2932,7 +2471,14 @@
           <w:rFonts w:hint="eastAsia"/>
           <w:szCs w:val="28"/>
         </w:rPr>
-        <w:t>：憤怒而激動。【例】對歹徒綁架學童的作法，大家感到憤慨不已。</w:t>
+        <w:t>：</w:t>
+      </w:r>
+      <w:r>
+        <w:rPr>
+          <w:rFonts w:hint="eastAsia"/>
+          <w:szCs w:val="28"/>
+        </w:rPr>
+        <w:t>心中充滿了憤恨與憋屈、不滿的情緒。通常是因為面對不合理的現實或壓迫，卻又無力改變時所產生的深層痛苦與生氣。</w:t>
       </w:r>
     </w:p>
     <w:p>
@@ -2942,28 +2488,26 @@
           <w:ilvl w:val="0"/>
           <w:numId w:val="14"/>
         </w:numPr>
-        <w:spacing w:after="0" w:line="380" w:lineRule="exact"/>
-        <w:ind w:leftChars="0" w:left="482" w:right="0"/>
-        <w:rPr>
-          <w:szCs w:val="28"/>
-        </w:rPr>
-      </w:pPr>
-      <w:r>
-        <w:rPr>
-          <w:rFonts w:hint="eastAsia"/>
-          <w:szCs w:val="28"/>
-        </w:rPr>
-        <w:t>傾吐</w:t>
-      </w:r>
-      <w:r>
-        <w:rPr>
-          <w:rFonts w:hint="eastAsia"/>
-          <w:sz w:val="16"/>
-          <w:szCs w:val="16"/>
+        <w:spacing w:after="0" w:line="360" w:lineRule="exact"/>
+        <w:ind w:leftChars="0" w:left="284" w:right="0" w:hanging="426"/>
+        <w:rPr>
+          <w:szCs w:val="28"/>
+        </w:rPr>
+      </w:pPr>
+      <w:r>
+        <w:rPr>
+          <w:rFonts w:hint="eastAsia"/>
+          <w:szCs w:val="28"/>
+        </w:rPr>
+        <w:t>淋漓</w:t>
+      </w:r>
+      <w:r>
+        <w:rPr>
+          <w:rFonts w:hint="eastAsia"/>
+          <w:szCs w:val="28"/>
         </w:rPr>
         <w:t>(</w:t>
       </w:r>
-      <w:proofErr w:type="gramStart"/>
       <w:r>
         <w:rPr>
           <w:rFonts w:hint="eastAsia"/>
@@ -2971,15 +2515,12 @@
           <w:sz w:val="16"/>
           <w:szCs w:val="16"/>
         </w:rPr>
-        <w:t>ㄊㄨˇ</w:t>
-      </w:r>
-      <w:proofErr w:type="gramEnd"/>
-      <w:r>
-        <w:rPr>
-          <w:rFonts w:hint="eastAsia"/>
-          <w:color w:val="FF0000"/>
-          <w:sz w:val="16"/>
-          <w:szCs w:val="16"/>
+        <w:t>ㄌㄧㄣˊ ㄌㄧˊ</w:t>
+      </w:r>
+      <w:r>
+        <w:rPr>
+          <w:rFonts w:hint="eastAsia"/>
+          <w:szCs w:val="28"/>
         </w:rPr>
         <w:t>)</w:t>
       </w:r>
@@ -2988,32 +2529,25 @@
           <w:rFonts w:hint="eastAsia"/>
           <w:szCs w:val="28"/>
         </w:rPr>
-        <w:t>：將心中的話全部說出。【例】他滿懷心事，卻不肯向人傾吐。</w:t>
-      </w:r>
-    </w:p>
-    <w:p>
-      <w:pPr>
-        <w:pStyle w:val="a9"/>
-        <w:numPr>
-          <w:ilvl w:val="0"/>
-          <w:numId w:val="14"/>
-        </w:numPr>
-        <w:spacing w:after="0" w:line="380" w:lineRule="exact"/>
-        <w:ind w:leftChars="0" w:left="482" w:right="0"/>
-        <w:rPr>
-          <w:szCs w:val="28"/>
-        </w:rPr>
-      </w:pPr>
-      <w:r>
-        <w:rPr>
-          <w:rFonts w:hint="eastAsia"/>
-          <w:szCs w:val="28"/>
-        </w:rPr>
-        <w:t>鬱結：積聚不舒暢。【例】心有鬱結，當然悶悶不樂。</w:t>
+        <w:t>盡致</w:t>
+      </w:r>
+      <w:r>
+        <w:rPr>
+          <w:rFonts w:hint="eastAsia"/>
+          <w:szCs w:val="28"/>
+        </w:rPr>
+        <w:t>：</w:t>
+      </w:r>
+      <w:r>
+        <w:rPr>
+          <w:rFonts w:hint="eastAsia"/>
+          <w:szCs w:val="28"/>
+        </w:rPr>
+        <w:t>形容文章、說話或藝術表演表達得非常透徹、充分，把內在的含意或情感發揮到極點，讓看的人或聽的人感到非常痛快。</w:t>
       </w:r>
     </w:p>
     <w:sectPr>
-      <w:footerReference w:type="default" r:id="rId9"/>
+      <w:footerReference w:type="default" r:id="rId8"/>
       <w:pgSz w:w="11906" w:h="16838"/>
       <w:pgMar w:top="567" w:right="851" w:bottom="454" w:left="851" w:header="680" w:footer="0" w:gutter="0"/>
       <w:cols w:space="720"/>
@@ -3024,7 +2558,7 @@
 </file>
 
 <file path=word/endnotes.xml><?xml version="1.0" encoding="utf-8"?>
-<w:endnotes xmlns:wpc="http://schemas.microsoft.com/office/word/2010/wordprocessingCanvas" xmlns:cx="http://schemas.microsoft.com/office/drawing/2014/chartex" xmlns:cx1="http://schemas.microsoft.com/office/drawing/2015/9/8/chartex" xmlns:cx2="http://schemas.microsoft.com/office/drawing/2015/10/21/chartex" xmlns:cx3="http://schemas.microsoft.com/office/drawing/2016/5/9/chartex" xmlns:cx4="http://schemas.microsoft.com/office/drawing/2016/5/10/chartex" xmlns:cx5="http://schemas.microsoft.com/office/drawing/2016/5/11/chartex" xmlns:cx6="http://schemas.microsoft.com/office/drawing/2016/5/12/chartex" xmlns:cx7="http://schemas.microsoft.com/office/drawing/2016/5/13/chartex" xmlns:cx8="http://schemas.microsoft.com/office/drawing/2016/5/14/chartex" xmlns:mc="http://schemas.openxmlformats.org/markup-compatibility/2006" xmlns:aink="http://schemas.microsoft.com/office/drawing/2016/ink" xmlns:am3d="http://schemas.microsoft.com/office/drawing/2017/model3d" xmlns:o="urn:schemas-microsoft-com:office:office" xmlns:oel="http://schemas.microsoft.com/office/2019/extlst" xmlns:r="http://schemas.openxmlformats.org/officeDocument/2006/relationships" xmlns:m="http://schemas.openxmlformats.org/officeDocument/2006/math" xmlns:v="urn:schemas-microsoft-com:vml" xmlns:wp14="http://schemas.microsoft.com/office/word/2010/wordprocessingDrawing" xmlns:wp="http://schemas.openxmlformats.org/drawingml/2006/wordprocessingDrawing" xmlns:w10="urn:schemas-microsoft-com:office:word" xmlns:w="http://schemas.openxmlformats.org/wordprocessingml/2006/main" xmlns:w14="http://schemas.microsoft.com/office/word/2010/wordml" xmlns:w15="http://schemas.microsoft.com/office/word/2012/wordml" xmlns:w16cex="http://schemas.microsoft.com/office/word/2018/wordml/cex" xmlns:w16cid="http://schemas.microsoft.com/office/word/2016/wordml/cid" xmlns:w16="http://schemas.microsoft.com/office/word/2018/wordml" xmlns:w16du="http://schemas.microsoft.com/office/word/2023/wordml/word16du" xmlns:w16sdtdh="http://schemas.microsoft.com/office/word/2020/wordml/sdtdatahash" xmlns:w16se="http://schemas.microsoft.com/office/word/2015/wordml/symex" xmlns:wpg="http://schemas.microsoft.com/office/word/2010/wordprocessingGroup" xmlns:wpi="http://schemas.microsoft.com/office/word/2010/wordprocessingInk" xmlns:wne="http://schemas.microsoft.com/office/word/2006/wordml" xmlns:wps="http://schemas.microsoft.com/office/word/2010/wordprocessingShape" mc:Ignorable="w14 w15 w16se w16cid w16 w16cex w16sdtdh wp14">
+<w:endnotes xmlns:wpc="http://schemas.microsoft.com/office/word/2010/wordprocessingCanvas" xmlns:cx="http://schemas.microsoft.com/office/drawing/2014/chartex" xmlns:cx1="http://schemas.microsoft.com/office/drawing/2015/9/8/chartex" xmlns:cx2="http://schemas.microsoft.com/office/drawing/2015/10/21/chartex" xmlns:cx3="http://schemas.microsoft.com/office/drawing/2016/5/9/chartex" xmlns:cx4="http://schemas.microsoft.com/office/drawing/2016/5/10/chartex" xmlns:cx5="http://schemas.microsoft.com/office/drawing/2016/5/11/chartex" xmlns:cx6="http://schemas.microsoft.com/office/drawing/2016/5/12/chartex" xmlns:cx7="http://schemas.microsoft.com/office/drawing/2016/5/13/chartex" xmlns:cx8="http://schemas.microsoft.com/office/drawing/2016/5/14/chartex" xmlns:mc="http://schemas.openxmlformats.org/markup-compatibility/2006" xmlns:aink="http://schemas.microsoft.com/office/drawing/2016/ink" xmlns:am3d="http://schemas.microsoft.com/office/drawing/2017/model3d" xmlns:o="urn:schemas-microsoft-com:office:office" xmlns:r="http://schemas.openxmlformats.org/officeDocument/2006/relationships" xmlns:m="http://schemas.openxmlformats.org/officeDocument/2006/math" xmlns:v="urn:schemas-microsoft-com:vml" xmlns:wp14="http://schemas.microsoft.com/office/word/2010/wordprocessingDrawing" xmlns:wp="http://schemas.openxmlformats.org/drawingml/2006/wordprocessingDrawing" xmlns:w10="urn:schemas-microsoft-com:office:word" xmlns:w="http://schemas.openxmlformats.org/wordprocessingml/2006/main" xmlns:w14="http://schemas.microsoft.com/office/word/2010/wordml" xmlns:w15="http://schemas.microsoft.com/office/word/2012/wordml" xmlns:w16cex="http://schemas.microsoft.com/office/word/2018/wordml/cex" xmlns:w16cid="http://schemas.microsoft.com/office/word/2016/wordml/cid" xmlns:w16="http://schemas.microsoft.com/office/word/2018/wordml" xmlns:w16sdtdh="http://schemas.microsoft.com/office/word/2020/wordml/sdtdatahash" xmlns:w16se="http://schemas.microsoft.com/office/word/2015/wordml/symex" xmlns:wpg="http://schemas.microsoft.com/office/word/2010/wordprocessingGroup" xmlns:wpi="http://schemas.microsoft.com/office/word/2010/wordprocessingInk" xmlns:wne="http://schemas.microsoft.com/office/word/2006/wordml" xmlns:wps="http://schemas.microsoft.com/office/word/2010/wordprocessingShape" mc:Ignorable="w14 w15 w16se w16cid w16 w16cex w16sdtdh wp14">
   <w:endnote w:type="separator" w:id="-1">
     <w:p>
       <w:pPr>
@@ -3049,7 +2583,7 @@
 </file>
 
 <file path=word/footer1.xml><?xml version="1.0" encoding="utf-8"?>
-<w:ftr xmlns:wpc="http://schemas.microsoft.com/office/word/2010/wordprocessingCanvas" xmlns:cx="http://schemas.microsoft.com/office/drawing/2014/chartex" xmlns:cx1="http://schemas.microsoft.com/office/drawing/2015/9/8/chartex" xmlns:cx2="http://schemas.microsoft.com/office/drawing/2015/10/21/chartex" xmlns:cx3="http://schemas.microsoft.com/office/drawing/2016/5/9/chartex" xmlns:cx4="http://schemas.microsoft.com/office/drawing/2016/5/10/chartex" xmlns:cx5="http://schemas.microsoft.com/office/drawing/2016/5/11/chartex" xmlns:cx6="http://schemas.microsoft.com/office/drawing/2016/5/12/chartex" xmlns:cx7="http://schemas.microsoft.com/office/drawing/2016/5/13/chartex" xmlns:cx8="http://schemas.microsoft.com/office/drawing/2016/5/14/chartex" xmlns:mc="http://schemas.openxmlformats.org/markup-compatibility/2006" xmlns:aink="http://schemas.microsoft.com/office/drawing/2016/ink" xmlns:am3d="http://schemas.microsoft.com/office/drawing/2017/model3d" xmlns:o="urn:schemas-microsoft-com:office:office" xmlns:oel="http://schemas.microsoft.com/office/2019/extlst" xmlns:r="http://schemas.openxmlformats.org/officeDocument/2006/relationships" xmlns:m="http://schemas.openxmlformats.org/officeDocument/2006/math" xmlns:v="urn:schemas-microsoft-com:vml" xmlns:wp14="http://schemas.microsoft.com/office/word/2010/wordprocessingDrawing" xmlns:wp="http://schemas.openxmlformats.org/drawingml/2006/wordprocessingDrawing" xmlns:w10="urn:schemas-microsoft-com:office:word" xmlns:w="http://schemas.openxmlformats.org/wordprocessingml/2006/main" xmlns:w14="http://schemas.microsoft.com/office/word/2010/wordml" xmlns:w15="http://schemas.microsoft.com/office/word/2012/wordml" xmlns:w16cex="http://schemas.microsoft.com/office/word/2018/wordml/cex" xmlns:w16cid="http://schemas.microsoft.com/office/word/2016/wordml/cid" xmlns:w16="http://schemas.microsoft.com/office/word/2018/wordml" xmlns:w16du="http://schemas.microsoft.com/office/word/2023/wordml/word16du" xmlns:w16sdtdh="http://schemas.microsoft.com/office/word/2020/wordml/sdtdatahash" xmlns:w16se="http://schemas.microsoft.com/office/word/2015/wordml/symex" xmlns:wpg="http://schemas.microsoft.com/office/word/2010/wordprocessingGroup" xmlns:wpi="http://schemas.microsoft.com/office/word/2010/wordprocessingInk" xmlns:wne="http://schemas.microsoft.com/office/word/2006/wordml" xmlns:wps="http://schemas.microsoft.com/office/word/2010/wordprocessingShape" mc:Ignorable="w14 w15 w16se w16cid w16 w16cex w16sdtdh wp14">
+<w:ftr xmlns:wpc="http://schemas.microsoft.com/office/word/2010/wordprocessingCanvas" xmlns:cx="http://schemas.microsoft.com/office/drawing/2014/chartex" xmlns:cx1="http://schemas.microsoft.com/office/drawing/2015/9/8/chartex" xmlns:cx2="http://schemas.microsoft.com/office/drawing/2015/10/21/chartex" xmlns:cx3="http://schemas.microsoft.com/office/drawing/2016/5/9/chartex" xmlns:cx4="http://schemas.microsoft.com/office/drawing/2016/5/10/chartex" xmlns:cx5="http://schemas.microsoft.com/office/drawing/2016/5/11/chartex" xmlns:cx6="http://schemas.microsoft.com/office/drawing/2016/5/12/chartex" xmlns:cx7="http://schemas.microsoft.com/office/drawing/2016/5/13/chartex" xmlns:cx8="http://schemas.microsoft.com/office/drawing/2016/5/14/chartex" xmlns:mc="http://schemas.openxmlformats.org/markup-compatibility/2006" xmlns:aink="http://schemas.microsoft.com/office/drawing/2016/ink" xmlns:am3d="http://schemas.microsoft.com/office/drawing/2017/model3d" xmlns:o="urn:schemas-microsoft-com:office:office" xmlns:r="http://schemas.openxmlformats.org/officeDocument/2006/relationships" xmlns:m="http://schemas.openxmlformats.org/officeDocument/2006/math" xmlns:v="urn:schemas-microsoft-com:vml" xmlns:wp14="http://schemas.microsoft.com/office/word/2010/wordprocessingDrawing" xmlns:wp="http://schemas.openxmlformats.org/drawingml/2006/wordprocessingDrawing" xmlns:w10="urn:schemas-microsoft-com:office:word" xmlns:w="http://schemas.openxmlformats.org/wordprocessingml/2006/main" xmlns:w14="http://schemas.microsoft.com/office/word/2010/wordml" xmlns:w15="http://schemas.microsoft.com/office/word/2012/wordml" xmlns:w16cex="http://schemas.microsoft.com/office/word/2018/wordml/cex" xmlns:w16cid="http://schemas.microsoft.com/office/word/2016/wordml/cid" xmlns:w16="http://schemas.microsoft.com/office/word/2018/wordml" xmlns:w16sdtdh="http://schemas.microsoft.com/office/word/2020/wordml/sdtdatahash" xmlns:w16se="http://schemas.microsoft.com/office/word/2015/wordml/symex" xmlns:wpg="http://schemas.microsoft.com/office/word/2010/wordprocessingGroup" xmlns:wpi="http://schemas.microsoft.com/office/word/2010/wordprocessingInk" xmlns:wne="http://schemas.microsoft.com/office/word/2006/wordml" xmlns:wps="http://schemas.microsoft.com/office/word/2010/wordprocessingShape" mc:Ignorable="w14 w15 w16se w16cid w16 w16cex w16sdtdh wp14">
   <w:sdt>
     <w:sdtPr>
       <w:id w:val="-746029226"/>
@@ -3058,20 +2592,20 @@
         <w:docPartUnique/>
       </w:docPartObj>
     </w:sdtPr>
+    <w:sdtEndPr/>
     <w:sdtContent>
       <w:p>
         <w:pPr>
           <w:pStyle w:val="a5"/>
+          <w:ind w:right="-2"/>
           <w:jc w:val="right"/>
         </w:pPr>
-        <w:proofErr w:type="gramStart"/>
         <w:r>
           <w:rPr>
             <w:rFonts w:hint="eastAsia"/>
           </w:rPr>
           <w:t>林升《題臨安邸》</w:t>
         </w:r>
-        <w:proofErr w:type="gramEnd"/>
         <w:r>
           <w:fldChar w:fldCharType="begin"/>
         </w:r>
@@ -3102,7 +2636,7 @@
 </file>
 
 <file path=word/footnotes.xml><?xml version="1.0" encoding="utf-8"?>
-<w:footnotes xmlns:wpc="http://schemas.microsoft.com/office/word/2010/wordprocessingCanvas" xmlns:cx="http://schemas.microsoft.com/office/drawing/2014/chartex" xmlns:cx1="http://schemas.microsoft.com/office/drawing/2015/9/8/chartex" xmlns:cx2="http://schemas.microsoft.com/office/drawing/2015/10/21/chartex" xmlns:cx3="http://schemas.microsoft.com/office/drawing/2016/5/9/chartex" xmlns:cx4="http://schemas.microsoft.com/office/drawing/2016/5/10/chartex" xmlns:cx5="http://schemas.microsoft.com/office/drawing/2016/5/11/chartex" xmlns:cx6="http://schemas.microsoft.com/office/drawing/2016/5/12/chartex" xmlns:cx7="http://schemas.microsoft.com/office/drawing/2016/5/13/chartex" xmlns:cx8="http://schemas.microsoft.com/office/drawing/2016/5/14/chartex" xmlns:mc="http://schemas.openxmlformats.org/markup-compatibility/2006" xmlns:aink="http://schemas.microsoft.com/office/drawing/2016/ink" xmlns:am3d="http://schemas.microsoft.com/office/drawing/2017/model3d" xmlns:o="urn:schemas-microsoft-com:office:office" xmlns:oel="http://schemas.microsoft.com/office/2019/extlst" xmlns:r="http://schemas.openxmlformats.org/officeDocument/2006/relationships" xmlns:m="http://schemas.openxmlformats.org/officeDocument/2006/math" xmlns:v="urn:schemas-microsoft-com:vml" xmlns:wp14="http://schemas.microsoft.com/office/word/2010/wordprocessingDrawing" xmlns:wp="http://schemas.openxmlformats.org/drawingml/2006/wordprocessingDrawing" xmlns:w10="urn:schemas-microsoft-com:office:word" xmlns:w="http://schemas.openxmlformats.org/wordprocessingml/2006/main" xmlns:w14="http://schemas.microsoft.com/office/word/2010/wordml" xmlns:w15="http://schemas.microsoft.com/office/word/2012/wordml" xmlns:w16cex="http://schemas.microsoft.com/office/word/2018/wordml/cex" xmlns:w16cid="http://schemas.microsoft.com/office/word/2016/wordml/cid" xmlns:w16="http://schemas.microsoft.com/office/word/2018/wordml" xmlns:w16du="http://schemas.microsoft.com/office/word/2023/wordml/word16du" xmlns:w16sdtdh="http://schemas.microsoft.com/office/word/2020/wordml/sdtdatahash" xmlns:w16se="http://schemas.microsoft.com/office/word/2015/wordml/symex" xmlns:wpg="http://schemas.microsoft.com/office/word/2010/wordprocessingGroup" xmlns:wpi="http://schemas.microsoft.com/office/word/2010/wordprocessingInk" xmlns:wne="http://schemas.microsoft.com/office/word/2006/wordml" xmlns:wps="http://schemas.microsoft.com/office/word/2010/wordprocessingShape" mc:Ignorable="w14 w15 w16se w16cid w16 w16cex w16sdtdh wp14">
+<w:footnotes xmlns:wpc="http://schemas.microsoft.com/office/word/2010/wordprocessingCanvas" xmlns:cx="http://schemas.microsoft.com/office/drawing/2014/chartex" xmlns:cx1="http://schemas.microsoft.com/office/drawing/2015/9/8/chartex" xmlns:cx2="http://schemas.microsoft.com/office/drawing/2015/10/21/chartex" xmlns:cx3="http://schemas.microsoft.com/office/drawing/2016/5/9/chartex" xmlns:cx4="http://schemas.microsoft.com/office/drawing/2016/5/10/chartex" xmlns:cx5="http://schemas.microsoft.com/office/drawing/2016/5/11/chartex" xmlns:cx6="http://schemas.microsoft.com/office/drawing/2016/5/12/chartex" xmlns:cx7="http://schemas.microsoft.com/office/drawing/2016/5/13/chartex" xmlns:cx8="http://schemas.microsoft.com/office/drawing/2016/5/14/chartex" xmlns:mc="http://schemas.openxmlformats.org/markup-compatibility/2006" xmlns:aink="http://schemas.microsoft.com/office/drawing/2016/ink" xmlns:am3d="http://schemas.microsoft.com/office/drawing/2017/model3d" xmlns:o="urn:schemas-microsoft-com:office:office" xmlns:r="http://schemas.openxmlformats.org/officeDocument/2006/relationships" xmlns:m="http://schemas.openxmlformats.org/officeDocument/2006/math" xmlns:v="urn:schemas-microsoft-com:vml" xmlns:wp14="http://schemas.microsoft.com/office/word/2010/wordprocessingDrawing" xmlns:wp="http://schemas.openxmlformats.org/drawingml/2006/wordprocessingDrawing" xmlns:w10="urn:schemas-microsoft-com:office:word" xmlns:w="http://schemas.openxmlformats.org/wordprocessingml/2006/main" xmlns:w14="http://schemas.microsoft.com/office/word/2010/wordml" xmlns:w15="http://schemas.microsoft.com/office/word/2012/wordml" xmlns:w16cex="http://schemas.microsoft.com/office/word/2018/wordml/cex" xmlns:w16cid="http://schemas.microsoft.com/office/word/2016/wordml/cid" xmlns:w16="http://schemas.microsoft.com/office/word/2018/wordml" xmlns:w16sdtdh="http://schemas.microsoft.com/office/word/2020/wordml/sdtdatahash" xmlns:w16se="http://schemas.microsoft.com/office/word/2015/wordml/symex" xmlns:wpg="http://schemas.microsoft.com/office/word/2010/wordprocessingGroup" xmlns:wpi="http://schemas.microsoft.com/office/word/2010/wordprocessingInk" xmlns:wne="http://schemas.microsoft.com/office/word/2006/wordml" xmlns:wps="http://schemas.microsoft.com/office/word/2010/wordprocessingShape" mc:Ignorable="w14 w15 w16se w16cid w16 w16cex w16sdtdh wp14">
   <w:footnote w:type="separator" w:id="-1">
     <w:p>
       <w:pPr>
@@ -3127,7 +2661,7 @@
 </file>
 
 <file path=word/numbering.xml><?xml version="1.0" encoding="utf-8"?>
-<w:numbering xmlns:wpc="http://schemas.microsoft.com/office/word/2010/wordprocessingCanvas" xmlns:cx="http://schemas.microsoft.com/office/drawing/2014/chartex" xmlns:cx1="http://schemas.microsoft.com/office/drawing/2015/9/8/chartex" xmlns:cx2="http://schemas.microsoft.com/office/drawing/2015/10/21/chartex" xmlns:cx3="http://schemas.microsoft.com/office/drawing/2016/5/9/chartex" xmlns:cx4="http://schemas.microsoft.com/office/drawing/2016/5/10/chartex" xmlns:cx5="http://schemas.microsoft.com/office/drawing/2016/5/11/chartex" xmlns:cx6="http://schemas.microsoft.com/office/drawing/2016/5/12/chartex" xmlns:cx7="http://schemas.microsoft.com/office/drawing/2016/5/13/chartex" xmlns:cx8="http://schemas.microsoft.com/office/drawing/2016/5/14/chartex" xmlns:mc="http://schemas.openxmlformats.org/markup-compatibility/2006" xmlns:aink="http://schemas.microsoft.com/office/drawing/2016/ink" xmlns:am3d="http://schemas.microsoft.com/office/drawing/2017/model3d" xmlns:o="urn:schemas-microsoft-com:office:office" xmlns:oel="http://schemas.microsoft.com/office/2019/extlst" xmlns:r="http://schemas.openxmlformats.org/officeDocument/2006/relationships" xmlns:m="http://schemas.openxmlformats.org/officeDocument/2006/math" xmlns:v="urn:schemas-microsoft-com:vml" xmlns:wp14="http://schemas.microsoft.com/office/word/2010/wordprocessingDrawing" xmlns:wp="http://schemas.openxmlformats.org/drawingml/2006/wordprocessingDrawing" xmlns:w10="urn:schemas-microsoft-com:office:word" xmlns:w="http://schemas.openxmlformats.org/wordprocessingml/2006/main" xmlns:w14="http://schemas.microsoft.com/office/word/2010/wordml" xmlns:w15="http://schemas.microsoft.com/office/word/2012/wordml" xmlns:w16cex="http://schemas.microsoft.com/office/word/2018/wordml/cex" xmlns:w16cid="http://schemas.microsoft.com/office/word/2016/wordml/cid" xmlns:w16="http://schemas.microsoft.com/office/word/2018/wordml" xmlns:w16du="http://schemas.microsoft.com/office/word/2023/wordml/word16du" xmlns:w16sdtdh="http://schemas.microsoft.com/office/word/2020/wordml/sdtdatahash" xmlns:w16se="http://schemas.microsoft.com/office/word/2015/wordml/symex" xmlns:wpg="http://schemas.microsoft.com/office/word/2010/wordprocessingGroup" xmlns:wpi="http://schemas.microsoft.com/office/word/2010/wordprocessingInk" xmlns:wne="http://schemas.microsoft.com/office/word/2006/wordml" xmlns:wps="http://schemas.microsoft.com/office/word/2010/wordprocessingShape" mc:Ignorable="w14 w15 w16se w16cid w16 w16cex w16sdtdh wp14">
+<w:numbering xmlns:wpc="http://schemas.microsoft.com/office/word/2010/wordprocessingCanvas" xmlns:cx="http://schemas.microsoft.com/office/drawing/2014/chartex" xmlns:cx1="http://schemas.microsoft.com/office/drawing/2015/9/8/chartex" xmlns:cx2="http://schemas.microsoft.com/office/drawing/2015/10/21/chartex" xmlns:cx3="http://schemas.microsoft.com/office/drawing/2016/5/9/chartex" xmlns:cx4="http://schemas.microsoft.com/office/drawing/2016/5/10/chartex" xmlns:cx5="http://schemas.microsoft.com/office/drawing/2016/5/11/chartex" xmlns:cx6="http://schemas.microsoft.com/office/drawing/2016/5/12/chartex" xmlns:cx7="http://schemas.microsoft.com/office/drawing/2016/5/13/chartex" xmlns:cx8="http://schemas.microsoft.com/office/drawing/2016/5/14/chartex" xmlns:mc="http://schemas.openxmlformats.org/markup-compatibility/2006" xmlns:aink="http://schemas.microsoft.com/office/drawing/2016/ink" xmlns:am3d="http://schemas.microsoft.com/office/drawing/2017/model3d" xmlns:o="urn:schemas-microsoft-com:office:office" xmlns:r="http://schemas.openxmlformats.org/officeDocument/2006/relationships" xmlns:m="http://schemas.openxmlformats.org/officeDocument/2006/math" xmlns:v="urn:schemas-microsoft-com:vml" xmlns:wp14="http://schemas.microsoft.com/office/word/2010/wordprocessingDrawing" xmlns:wp="http://schemas.openxmlformats.org/drawingml/2006/wordprocessingDrawing" xmlns:w10="urn:schemas-microsoft-com:office:word" xmlns:w="http://schemas.openxmlformats.org/wordprocessingml/2006/main" xmlns:w14="http://schemas.microsoft.com/office/word/2010/wordml" xmlns:w15="http://schemas.microsoft.com/office/word/2012/wordml" xmlns:w16cex="http://schemas.microsoft.com/office/word/2018/wordml/cex" xmlns:w16cid="http://schemas.microsoft.com/office/word/2016/wordml/cid" xmlns:w16="http://schemas.microsoft.com/office/word/2018/wordml" xmlns:w16sdtdh="http://schemas.microsoft.com/office/word/2020/wordml/sdtdatahash" xmlns:w16se="http://schemas.microsoft.com/office/word/2015/wordml/symex" xmlns:wpg="http://schemas.microsoft.com/office/word/2010/wordprocessingGroup" xmlns:wpi="http://schemas.microsoft.com/office/word/2010/wordprocessingInk" xmlns:wne="http://schemas.microsoft.com/office/word/2006/wordml" xmlns:wps="http://schemas.microsoft.com/office/word/2010/wordprocessingShape" mc:Ignorable="w14 w15 w16se w16cid w16 w16cex w16sdtdh wp14">
   <w:abstractNum w:abstractNumId="0" w15:restartNumberingAfterBreak="0">
     <w:nsid w:val="02A11C50"/>
     <w:multiLevelType w:val="hybridMultilevel"/>
@@ -5536,79 +5070,79 @@
       </w:pPr>
     </w:lvl>
   </w:abstractNum>
-  <w:num w:numId="1" w16cid:durableId="1851408336">
+  <w:num w:numId="1">
     <w:abstractNumId w:val="20"/>
   </w:num>
-  <w:num w:numId="2" w16cid:durableId="1252545824">
+  <w:num w:numId="2">
     <w:abstractNumId w:val="7"/>
   </w:num>
-  <w:num w:numId="3" w16cid:durableId="1971933753">
+  <w:num w:numId="3">
     <w:abstractNumId w:val="0"/>
   </w:num>
-  <w:num w:numId="4" w16cid:durableId="544759347">
+  <w:num w:numId="4">
     <w:abstractNumId w:val="11"/>
   </w:num>
-  <w:num w:numId="5" w16cid:durableId="806048107">
+  <w:num w:numId="5">
     <w:abstractNumId w:val="14"/>
   </w:num>
-  <w:num w:numId="6" w16cid:durableId="1336688517">
+  <w:num w:numId="6">
     <w:abstractNumId w:val="23"/>
   </w:num>
-  <w:num w:numId="7" w16cid:durableId="1468089717">
+  <w:num w:numId="7">
     <w:abstractNumId w:val="4"/>
   </w:num>
-  <w:num w:numId="8" w16cid:durableId="138573831">
+  <w:num w:numId="8">
     <w:abstractNumId w:val="24"/>
   </w:num>
-  <w:num w:numId="9" w16cid:durableId="597450713">
+  <w:num w:numId="9">
     <w:abstractNumId w:val="16"/>
   </w:num>
-  <w:num w:numId="10" w16cid:durableId="1263952882">
+  <w:num w:numId="10">
     <w:abstractNumId w:val="19"/>
   </w:num>
-  <w:num w:numId="11" w16cid:durableId="1272250469">
+  <w:num w:numId="11">
     <w:abstractNumId w:val="5"/>
   </w:num>
-  <w:num w:numId="12" w16cid:durableId="322517014">
+  <w:num w:numId="12">
     <w:abstractNumId w:val="2"/>
   </w:num>
-  <w:num w:numId="13" w16cid:durableId="330641852">
+  <w:num w:numId="13">
     <w:abstractNumId w:val="9"/>
   </w:num>
-  <w:num w:numId="14" w16cid:durableId="1617760909">
+  <w:num w:numId="14">
     <w:abstractNumId w:val="17"/>
   </w:num>
-  <w:num w:numId="15" w16cid:durableId="1397050426">
+  <w:num w:numId="15">
     <w:abstractNumId w:val="12"/>
   </w:num>
-  <w:num w:numId="16" w16cid:durableId="1979726375">
+  <w:num w:numId="16">
     <w:abstractNumId w:val="18"/>
   </w:num>
-  <w:num w:numId="17" w16cid:durableId="1088118456">
+  <w:num w:numId="17">
     <w:abstractNumId w:val="3"/>
   </w:num>
-  <w:num w:numId="18" w16cid:durableId="134033651">
+  <w:num w:numId="18">
     <w:abstractNumId w:val="6"/>
   </w:num>
-  <w:num w:numId="19" w16cid:durableId="50007415">
+  <w:num w:numId="19">
     <w:abstractNumId w:val="15"/>
   </w:num>
-  <w:num w:numId="20" w16cid:durableId="1707438840">
+  <w:num w:numId="20">
     <w:abstractNumId w:val="21"/>
   </w:num>
-  <w:num w:numId="21" w16cid:durableId="1141001208">
+  <w:num w:numId="21">
     <w:abstractNumId w:val="10"/>
   </w:num>
-  <w:num w:numId="22" w16cid:durableId="2006013583">
+  <w:num w:numId="22">
     <w:abstractNumId w:val="22"/>
   </w:num>
-  <w:num w:numId="23" w16cid:durableId="614099497">
+  <w:num w:numId="23">
     <w:abstractNumId w:val="1"/>
   </w:num>
-  <w:num w:numId="24" w16cid:durableId="419182881">
+  <w:num w:numId="24">
     <w:abstractNumId w:val="8"/>
   </w:num>
-  <w:num w:numId="25" w16cid:durableId="1368528404">
+  <w:num w:numId="25">
     <w:abstractNumId w:val="13"/>
   </w:num>
 </w:numbering>
